--- a/api/templates/Multi TT Will - Individual (Clio).docx
+++ b/api/templates/Multi TT Will - Individual (Clio).docx
@@ -29,9 +29,7 @@
         <w:pStyle w:val="AEPTitle"/>
       </w:pPr>
       <w:r>
-        <w:rPr>
-          <w:highlight w:val="yellow"/>
-        </w:rPr>
+        <w:rPr/>
         <w:t>&lt;&lt; Matter.Client.Name &gt;&gt;</w:t>
       </w:r>
       <w:r>
@@ -204,9 +202,7 @@
         <w:t xml:space="preserve">Last Will of </w:t>
       </w:r>
       <w:r>
-        <w:rPr>
-          <w:highlight w:val="yellow"/>
-        </w:rPr>
+        <w:rPr/>
         <w:t>&lt;&lt; Matter.Client.Name &gt;&gt;</w:t>
       </w:r>
     </w:p>
@@ -218,9 +214,7 @@
         <w:t xml:space="preserve">of </w:t>
       </w:r>
       <w:r>
-        <w:rPr>
-          <w:highlight w:val="yellow"/>
-        </w:rPr>
+        <w:rPr/>
         <w:t>&lt;&lt; Matter.Client.Address &gt;&gt;</w:t>
       </w:r>
     </w:p>
@@ -343,7 +337,6 @@
         <w:rPr>
           <w:b/>
           <w:bCs/>
-          <w:highlight w:val="yellow"/>
         </w:rPr>
         <w:t>&lt;&lt; Matter.Client.</w:t>
       </w:r>
@@ -351,7 +344,6 @@
         <w:rPr>
           <w:b/>
           <w:bCs/>
-          <w:highlight w:val="yellow"/>
         </w:rPr>
         <w:t>Name</w:t>
       </w:r>
@@ -359,7 +351,6 @@
         <w:rPr>
           <w:b/>
           <w:bCs/>
-          <w:highlight w:val="yellow"/>
         </w:rPr>
         <w:t xml:space="preserve"> &gt;&gt;</w:t>
       </w:r>
@@ -384,9 +375,7 @@
         <w:t xml:space="preserve"> </w:t>
       </w:r>
       <w:r>
-        <w:rPr>
-          <w:highlight w:val="yellow"/>
-        </w:rPr>
+        <w:rPr/>
         <w:t>&lt;&lt; Matter.CustomField.NominatedBeneficiaryTt1 &gt;&gt;</w:t>
       </w:r>
     </w:p>
@@ -401,9 +390,7 @@
         <w:t xml:space="preserve"> Trustee - </w:t>
       </w:r>
       <w:r>
-        <w:rPr>
-          <w:highlight w:val="yellow"/>
-        </w:rPr>
+        <w:rPr/>
         <w:t>&lt;&lt; Matter.CustomField.InitialTrusteeTt1 &gt;&gt;</w:t>
       </w:r>
       <w:r>
@@ -421,9 +408,7 @@
         <w:t xml:space="preserve">Backup Trustee - </w:t>
       </w:r>
       <w:r>
-        <w:rPr>
-          <w:highlight w:val="yellow"/>
-        </w:rPr>
+        <w:rPr/>
         <w:t>&lt;&lt; Matter.CustomField.BackupTrusteeTt1 &gt;&gt;</w:t>
       </w:r>
       <w:r>
@@ -442,21 +427,15 @@
       </w:r>
       <w:bookmarkStart w:id="2" w:name="_Hlk197261986"/>
       <w:r>
-        <w:rPr>
-          <w:highlight w:val="yellow"/>
-        </w:rPr>
+        <w:rPr/>
         <w:t>&lt;&lt; Matter.CustomField.</w:t>
       </w:r>
       <w:r>
-        <w:rPr>
-          <w:highlight w:val="yellow"/>
-        </w:rPr>
+        <w:rPr/>
         <w:t>Further</w:t>
       </w:r>
       <w:r>
-        <w:rPr>
-          <w:highlight w:val="yellow"/>
-        </w:rPr>
+        <w:rPr/>
         <w:t>BackupTrusteeTt1 &gt;&gt;</w:t>
       </w:r>
       <w:r>
@@ -478,9 +457,7 @@
         <w:t xml:space="preserve">Appointor - </w:t>
       </w:r>
       <w:r>
-        <w:rPr>
-          <w:highlight w:val="yellow"/>
-        </w:rPr>
+        <w:rPr/>
         <w:t>&lt;&lt; Matter.CustomField.InitialAppointorTt1 &gt;&gt;</w:t>
       </w:r>
       <w:r>
@@ -498,9 +475,7 @@
         <w:t xml:space="preserve">Backup Appointor - </w:t>
       </w:r>
       <w:r>
-        <w:rPr>
-          <w:highlight w:val="yellow"/>
-        </w:rPr>
+        <w:rPr/>
         <w:t>&lt;&lt; Matter.CustomField.BackupAppointorTt1 &gt;&gt;</w:t>
       </w:r>
       <w:r>
@@ -518,9 +493,7 @@
         <w:t xml:space="preserve">Further Backup Appointor - </w:t>
       </w:r>
       <w:r>
-        <w:rPr>
-          <w:highlight w:val="yellow"/>
-        </w:rPr>
+        <w:rPr/>
         <w:t>&lt;&lt; Matter.CustomField.FurtherBackupAppointorTt1 &gt;&gt;</w:t>
       </w:r>
       <w:r>
@@ -545,7 +518,6 @@
         <w:rPr>
           <w:b/>
           <w:bCs/>
-          <w:highlight w:val="yellow"/>
         </w:rPr>
         <w:t>&lt;&lt; Matter.Client.Name &gt;&gt;</w:t>
       </w:r>
@@ -584,21 +556,15 @@
       </w:r>
       <w:bookmarkStart w:id="3" w:name="_Hlk197267122"/>
       <w:r>
-        <w:rPr>
-          <w:highlight w:val="yellow"/>
-        </w:rPr>
+        <w:rPr/>
         <w:t>&lt;&lt; Matter.CustomField.NominatedBeneficiaryTt</w:t>
       </w:r>
       <w:r>
-        <w:rPr>
-          <w:highlight w:val="yellow"/>
-        </w:rPr>
+        <w:rPr/>
         <w:t>2</w:t>
       </w:r>
       <w:r>
-        <w:rPr>
-          <w:highlight w:val="yellow"/>
-        </w:rPr>
+        <w:rPr/>
         <w:t xml:space="preserve"> &gt;&gt;</w:t>
       </w:r>
       <w:bookmarkEnd w:id="3"/>
@@ -616,21 +582,15 @@
       </w:r>
       <w:bookmarkStart w:id="4" w:name="_Hlk197267132"/>
       <w:r>
-        <w:rPr>
-          <w:highlight w:val="yellow"/>
-        </w:rPr>
+        <w:rPr/>
         <w:t>&lt;&lt; Matter.CustomField.InitialTrusteeTt</w:t>
       </w:r>
       <w:r>
-        <w:rPr>
-          <w:highlight w:val="yellow"/>
-        </w:rPr>
+        <w:rPr/>
         <w:t>2</w:t>
       </w:r>
       <w:r>
-        <w:rPr>
-          <w:highlight w:val="yellow"/>
-        </w:rPr>
+        <w:rPr/>
         <w:t xml:space="preserve"> &gt;&gt;</w:t>
       </w:r>
       <w:r>
@@ -654,21 +614,15 @@
       </w:r>
       <w:bookmarkStart w:id="5" w:name="_Hlk197267143"/>
       <w:r>
-        <w:rPr>
-          <w:highlight w:val="yellow"/>
-        </w:rPr>
+        <w:rPr/>
         <w:t>&lt;&lt; Matter.CustomField.BackupTrusteeTt</w:t>
       </w:r>
       <w:r>
-        <w:rPr>
-          <w:highlight w:val="yellow"/>
-        </w:rPr>
+        <w:rPr/>
         <w:t>2</w:t>
       </w:r>
       <w:r>
-        <w:rPr>
-          <w:highlight w:val="yellow"/>
-        </w:rPr>
+        <w:rPr/>
         <w:t xml:space="preserve"> &gt;&gt;</w:t>
       </w:r>
       <w:r>
@@ -692,33 +646,23 @@
       </w:r>
       <w:bookmarkStart w:id="6" w:name="_Hlk197267158"/>
       <w:r>
-        <w:rPr>
-          <w:highlight w:val="yellow"/>
-        </w:rPr>
+        <w:rPr/>
         <w:t>&lt;&lt; Matter.CustomField.</w:t>
       </w:r>
       <w:r>
-        <w:rPr>
-          <w:highlight w:val="yellow"/>
-        </w:rPr>
+        <w:rPr/>
         <w:t>Further</w:t>
       </w:r>
       <w:r>
-        <w:rPr>
-          <w:highlight w:val="yellow"/>
-        </w:rPr>
+        <w:rPr/>
         <w:t>BackupTrusteeTt</w:t>
       </w:r>
       <w:r>
-        <w:rPr>
-          <w:highlight w:val="yellow"/>
-        </w:rPr>
+        <w:rPr/>
         <w:t>2</w:t>
       </w:r>
       <w:r>
-        <w:rPr>
-          <w:highlight w:val="yellow"/>
-        </w:rPr>
+        <w:rPr/>
         <w:t xml:space="preserve"> &gt;&gt;</w:t>
       </w:r>
       <w:r>
@@ -745,21 +689,15 @@
       </w:r>
       <w:bookmarkStart w:id="7" w:name="_Hlk197267172"/>
       <w:r>
-        <w:rPr>
-          <w:highlight w:val="yellow"/>
-        </w:rPr>
+        <w:rPr/>
         <w:t>&lt;&lt; Matter.CustomField.InitialAppointorTt</w:t>
       </w:r>
       <w:r>
-        <w:rPr>
-          <w:highlight w:val="yellow"/>
-        </w:rPr>
+        <w:rPr/>
         <w:t>2</w:t>
       </w:r>
       <w:r>
-        <w:rPr>
-          <w:highlight w:val="yellow"/>
-        </w:rPr>
+        <w:rPr/>
         <w:t xml:space="preserve"> &gt;&gt;</w:t>
       </w:r>
       <w:r>
@@ -783,21 +721,15 @@
       </w:r>
       <w:bookmarkStart w:id="8" w:name="_Hlk197267183"/>
       <w:r>
-        <w:rPr>
-          <w:highlight w:val="yellow"/>
-        </w:rPr>
+        <w:rPr/>
         <w:t>&lt;&lt; Matter.CustomField.BackupAppointorTt</w:t>
       </w:r>
       <w:r>
-        <w:rPr>
-          <w:highlight w:val="yellow"/>
-        </w:rPr>
+        <w:rPr/>
         <w:t>2</w:t>
       </w:r>
       <w:r>
-        <w:rPr>
-          <w:highlight w:val="yellow"/>
-        </w:rPr>
+        <w:rPr/>
         <w:t xml:space="preserve"> &gt;&gt;</w:t>
       </w:r>
       <w:bookmarkEnd w:id="8"/>
@@ -821,21 +753,15 @@
       </w:r>
       <w:bookmarkStart w:id="9" w:name="_Hlk197267193"/>
       <w:r>
-        <w:rPr>
-          <w:highlight w:val="yellow"/>
-        </w:rPr>
+        <w:rPr/>
         <w:t>&lt;&lt; Matter.CustomField.FurtherBackupAppointorTt</w:t>
       </w:r>
       <w:r>
-        <w:rPr>
-          <w:highlight w:val="yellow"/>
-        </w:rPr>
+        <w:rPr/>
         <w:t>2</w:t>
       </w:r>
       <w:r>
-        <w:rPr>
-          <w:highlight w:val="yellow"/>
-        </w:rPr>
+        <w:rPr/>
         <w:t xml:space="preserve"> &gt;&gt;</w:t>
       </w:r>
       <w:r>
@@ -911,9 +837,7 @@
       </w:pPr>
       <w:bookmarkStart w:id="20" w:name="_Hlk197267238"/>
       <w:r>
-        <w:rPr>
-          <w:highlight w:val="yellow"/>
-        </w:rPr>
+        <w:rPr/>
         <w:t>&lt;&lt; Matter.CustomField.InitialExecutor &gt;&gt;</w:t>
       </w:r>
       <w:bookmarkEnd w:id="20"/>
@@ -932,9 +856,7 @@
         <w:t xml:space="preserve">if </w:t>
       </w:r>
       <w:r>
-        <w:rPr>
-          <w:highlight w:val="yellow"/>
-        </w:rPr>
+        <w:rPr/>
         <w:t>&lt;&lt; Matter.CustomField.InitialExecutor &gt;&gt;</w:t>
       </w:r>
       <w:r>
@@ -942,9 +864,7 @@
       </w:r>
       <w:bookmarkStart w:id="21" w:name="_Hlk197267272"/>
       <w:r>
-        <w:rPr>
-          <w:highlight w:val="yellow"/>
-        </w:rPr>
+        <w:rPr/>
         <w:t>&lt;&lt; Matter.CustomField.BackupExecutor &gt;&gt;</w:t>
       </w:r>
       <w:bookmarkEnd w:id="21"/>
@@ -967,9 +887,7 @@
         <w:t xml:space="preserve">if </w:t>
       </w:r>
       <w:r>
-        <w:rPr>
-          <w:highlight w:val="yellow"/>
-        </w:rPr>
+        <w:rPr/>
         <w:t>&lt;&lt; Matter.CustomField.BackupExecutor &gt;&gt;</w:t>
       </w:r>
       <w:r>
@@ -977,9 +895,7 @@
       </w:r>
       <w:bookmarkStart w:id="22" w:name="_Hlk197267300"/>
       <w:r>
-        <w:rPr>
-          <w:highlight w:val="yellow"/>
-        </w:rPr>
+        <w:rPr/>
         <w:t>&lt;&lt; Matter.CustomField.FurtherBackupExecutor &gt;&gt;</w:t>
       </w:r>
       <w:bookmarkStart w:id="23" w:name="_Toc389476408"/>
@@ -1125,9 +1041,7 @@
         <w:pStyle w:val="Heading1"/>
       </w:pPr>
       <w:r>
-        <w:rPr>
-          <w:highlight w:val="cyan"/>
-        </w:rPr>
+        <w:rPr/>
         <w:t>#if minors</w:t>
       </w:r>
       <w:r>
@@ -1148,9 +1062,7 @@
       </w:pPr>
       <w:bookmarkStart w:id="24" w:name="_Hlk197267319"/>
       <w:r>
-        <w:rPr>
-          <w:highlight w:val="yellow"/>
-        </w:rPr>
+        <w:rPr/>
         <w:t>&lt;&lt; Matter.CustomField.InitialGuardian &gt;&gt;</w:t>
       </w:r>
       <w:bookmarkEnd w:id="24"/>
@@ -1169,9 +1081,7 @@
         <w:t xml:space="preserve">if </w:t>
       </w:r>
       <w:r>
-        <w:rPr>
-          <w:highlight w:val="yellow"/>
-        </w:rPr>
+        <w:rPr/>
         <w:t>&lt;&lt; Matter.CustomField.InitialGuardian &gt;&gt;</w:t>
       </w:r>
       <w:r>
@@ -1179,9 +1089,7 @@
       </w:r>
       <w:bookmarkStart w:id="25" w:name="_Hlk197267341"/>
       <w:r>
-        <w:rPr>
-          <w:highlight w:val="yellow"/>
-        </w:rPr>
+        <w:rPr/>
         <w:t>&lt;&lt; Matter.CustomField.BackupGuardian &gt;&gt;</w:t>
       </w:r>
       <w:bookmarkEnd w:id="25"/>
@@ -1250,21 +1158,15 @@
         <w:pStyle w:val="AEPTextL0"/>
       </w:pPr>
       <w:r>
-        <w:rPr>
-          <w:highlight w:val="cyan"/>
-        </w:rPr>
+        <w:rPr/>
         <w:t>[#if Testator wishes to</w:t>
       </w:r>
       <w:r>
-        <w:rPr>
-          <w:highlight w:val="cyan"/>
-        </w:rPr>
+        <w:rPr/>
         <w:t xml:space="preserve"> benefit children</w:t>
       </w:r>
       <w:r>
-        <w:rPr>
-          <w:highlight w:val="cyan"/>
-        </w:rPr>
+        <w:rPr/>
         <w:t>]</w:t>
       </w:r>
     </w:p>
@@ -1293,21 +1195,15 @@
         <w:pStyle w:val="AEPTextL0"/>
       </w:pPr>
       <w:r>
-        <w:rPr>
-          <w:highlight w:val="cyan"/>
-        </w:rPr>
+        <w:rPr/>
         <w:t>[#if Testator wishes to</w:t>
       </w:r>
       <w:r>
-        <w:rPr>
-          <w:highlight w:val="cyan"/>
-        </w:rPr>
+        <w:rPr/>
         <w:t xml:space="preserve"> benefit someone other than children</w:t>
       </w:r>
       <w:r>
-        <w:rPr>
-          <w:highlight w:val="cyan"/>
-        </w:rPr>
+        <w:rPr/>
         <w:t>]</w:t>
       </w:r>
     </w:p>
@@ -1316,18 +1212,14 @@
         <w:pStyle w:val="Heading2"/>
       </w:pPr>
       <w:r>
-        <w:rPr>
-          <w:highlight w:val="cyan"/>
-        </w:rPr>
+        <w:rPr/>
         <w:t xml:space="preserve">#If only one named recipient of Personal Items: </w:t>
       </w:r>
       <w:r>
         <w:t xml:space="preserve">I give my Personal Belongings to </w:t>
       </w:r>
       <w:r>
-        <w:rPr>
-          <w:highlight w:val="yellow"/>
-        </w:rPr>
+        <w:rPr/>
         <w:t>&lt;&lt; Matter.CustomField.Beneficiary1 &gt;&gt;</w:t>
       </w:r>
       <w:r>
@@ -1339,9 +1231,7 @@
         <w:pStyle w:val="Heading2"/>
       </w:pPr>
       <w:r>
-        <w:rPr>
-          <w:highlight w:val="cyan"/>
-        </w:rPr>
+        <w:rPr/>
         <w:t>#If two named recipients of Personal Items:</w:t>
       </w:r>
       <w:r>
@@ -1351,7 +1241,6 @@
         <w:rPr>
           <w:rFonts w:eastAsiaTheme="minorEastAsia" w:cstheme="minorBidi"/>
           <w:color w:val="1E2635"/>
-          <w:highlight w:val="yellow"/>
         </w:rPr>
         <w:t>&lt;&lt; Matter.CustomField.Beneficiary1 &gt;&gt;</w:t>
       </w:r>
@@ -1359,9 +1248,7 @@
         <w:t xml:space="preserve"> and </w:t>
       </w:r>
       <w:r>
-        <w:rPr>
-          <w:highlight w:val="yellow"/>
-        </w:rPr>
+        <w:rPr/>
         <w:t>&lt;&lt; Matter.CustomField.Beneficiary2 &gt;&gt;</w:t>
       </w:r>
       <w:r>
@@ -1373,9 +1260,7 @@
         <w:pStyle w:val="Heading2"/>
       </w:pPr>
       <w:r>
-        <w:rPr>
-          <w:highlight w:val="cyan"/>
-        </w:rPr>
+        <w:rPr/>
         <w:t>#If three named recipients of Personal Items:</w:t>
       </w:r>
       <w:r>
@@ -1385,7 +1270,6 @@
         <w:rPr>
           <w:rFonts w:eastAsiaTheme="minorEastAsia" w:cstheme="minorBidi"/>
           <w:color w:val="1E2635"/>
-          <w:highlight w:val="yellow"/>
         </w:rPr>
         <w:t>&lt;&lt; Matter.CustomField.Beneficiary1 &gt;&gt;</w:t>
       </w:r>
@@ -1393,18 +1277,14 @@
         <w:t xml:space="preserve">, </w:t>
       </w:r>
       <w:r>
-        <w:rPr>
-          <w:highlight w:val="yellow"/>
-        </w:rPr>
+        <w:rPr/>
         <w:t>&lt;&lt; Matter.CustomField.Beneficiary2 &gt;&gt;</w:t>
       </w:r>
       <w:r>
         <w:t xml:space="preserve"> and </w:t>
       </w:r>
       <w:r>
-        <w:rPr>
-          <w:highlight w:val="yellow"/>
-        </w:rPr>
+        <w:rPr/>
         <w:t>&lt;&lt; Matter.CustomField.Beneficiary3 &gt;&gt;</w:t>
       </w:r>
       <w:r>
@@ -1481,9 +1361,7 @@
         <w:t xml:space="preserve">as to a </w:t>
       </w:r>
       <w:r>
-        <w:rPr>
-          <w:highlight w:val="yellow"/>
-        </w:rPr>
+        <w:rPr/>
         <w:t>50</w:t>
       </w:r>
       <w:r>
@@ -1493,7 +1371,6 @@
       <w:r>
         <w:rPr>
           <w:bCs/>
-          <w:highlight w:val="yellow"/>
         </w:rPr>
         <w:t>&lt;&lt; Matter.Client.Name &gt;&gt;</w:t>
       </w:r>
@@ -1512,9 +1389,7 @@
       </w:r>
       <w:bookmarkStart w:id="42" w:name="_Hlk197267378"/>
       <w:r>
-        <w:rPr>
-          <w:highlight w:val="yellow"/>
-        </w:rPr>
+        <w:rPr/>
         <w:t>&lt;&lt; Matter.CustomField.NominatedBeneficiaryTt1 &gt;&gt;</w:t>
       </w:r>
       <w:bookmarkEnd w:id="42"/>
@@ -1530,9 +1405,7 @@
         <w:t xml:space="preserve">as to a </w:t>
       </w:r>
       <w:r>
-        <w:rPr>
-          <w:highlight w:val="yellow"/>
-        </w:rPr>
+        <w:rPr/>
         <w:t>50</w:t>
       </w:r>
       <w:r>
@@ -1541,7 +1414,6 @@
       <w:r>
         <w:rPr>
           <w:bCs/>
-          <w:highlight w:val="yellow"/>
         </w:rPr>
         <w:t>&lt;&lt; Matter.Client.Name &gt;&gt;</w:t>
       </w:r>
@@ -1558,21 +1430,15 @@
         <w:t xml:space="preserve"> No. 2, provided that </w:t>
       </w:r>
       <w:r>
-        <w:rPr>
-          <w:highlight w:val="yellow"/>
-        </w:rPr>
+        <w:rPr/>
         <w:t>&lt;&lt; Matter.CustomField.NominatedBeneficiaryTt</w:t>
       </w:r>
       <w:r>
-        <w:rPr>
-          <w:highlight w:val="yellow"/>
-        </w:rPr>
+        <w:rPr/>
         <w:t>2</w:t>
       </w:r>
       <w:r>
-        <w:rPr>
-          <w:highlight w:val="yellow"/>
-        </w:rPr>
+        <w:rPr/>
         <w:t xml:space="preserve"> &gt;&gt;</w:t>
       </w:r>
       <w:r>
@@ -1584,9 +1450,7 @@
         <w:pStyle w:val="Heading2"/>
       </w:pPr>
       <w:r>
-        <w:rPr>
-          <w:highlight w:val="yellow"/>
-        </w:rPr>
+        <w:rPr/>
         <w:t>#if 2 gifts above:</w:t>
       </w:r>
       <w:r>
@@ -1607,9 +1471,7 @@
         <w:pStyle w:val="Heading2"/>
       </w:pPr>
       <w:r>
-        <w:rPr>
-          <w:highlight w:val="yellow"/>
-        </w:rPr>
+        <w:rPr/>
         <w:t>#if 3 or more gifts above:</w:t>
       </w:r>
       <w:r>
@@ -1629,45 +1491,31 @@
         </w:numPr>
       </w:pPr>
       <w:r>
-        <w:rPr>
-          <w:highlight w:val="cyan"/>
-        </w:rPr>
+        <w:rPr/>
         <w:t xml:space="preserve">[#Option 1: if </w:t>
       </w:r>
       <w:r>
-        <w:rPr>
-          <w:highlight w:val="cyan"/>
-        </w:rPr>
+        <w:rPr/>
         <w:t>TT</w:t>
       </w:r>
       <w:r>
-        <w:rPr>
-          <w:highlight w:val="cyan"/>
-        </w:rPr>
+        <w:rPr/>
         <w:t>s</w:t>
       </w:r>
       <w:r>
-        <w:rPr>
-          <w:highlight w:val="cyan"/>
-        </w:rPr>
+        <w:rPr/>
         <w:t xml:space="preserve"> </w:t>
       </w:r>
       <w:r>
-        <w:rPr>
-          <w:highlight w:val="cyan"/>
-        </w:rPr>
+        <w:rPr/>
         <w:t>are</w:t>
       </w:r>
       <w:r>
-        <w:rPr>
-          <w:highlight w:val="cyan"/>
-        </w:rPr>
+        <w:rPr/>
         <w:t xml:space="preserve"> to benefit children</w:t>
       </w:r>
       <w:r>
-        <w:rPr>
-          <w:highlight w:val="cyan"/>
-        </w:rPr>
+        <w:rPr/>
         <w:t>]</w:t>
       </w:r>
     </w:p>
@@ -1708,9 +1556,7 @@
         <w:t xml:space="preserve">as to a </w:t>
       </w:r>
       <w:r>
-        <w:rPr>
-          <w:highlight w:val="cyan"/>
-        </w:rPr>
+        <w:rPr/>
         <w:t>[insert %]</w:t>
       </w:r>
       <w:r>
@@ -1721,9 +1567,7 @@
       </w:r>
       <w:bookmarkStart w:id="43" w:name="_Hlk197267411"/>
       <w:r>
-        <w:rPr>
-          <w:highlight w:val="yellow"/>
-        </w:rPr>
+        <w:rPr/>
         <w:t>&lt;&lt; Matter.CustomField.CalamityBeneficiary1 &gt;&gt;</w:t>
       </w:r>
       <w:r>
@@ -1734,9 +1578,7 @@
         <w:t xml:space="preserve">absolutely with the Giftover Provision </w:t>
       </w:r>
       <w:r>
-        <w:rPr>
-          <w:highlight w:val="cyan"/>
-        </w:rPr>
+        <w:rPr/>
         <w:t>[#applying/ not applying]</w:t>
       </w:r>
       <w:r>
@@ -1751,9 +1593,7 @@
         <w:t xml:space="preserve">as to a </w:t>
       </w:r>
       <w:r>
-        <w:rPr>
-          <w:highlight w:val="cyan"/>
-        </w:rPr>
+        <w:rPr/>
         <w:t>[insert %]</w:t>
       </w:r>
       <w:r>
@@ -1763,21 +1603,15 @@
         <w:t xml:space="preserve"> </w:t>
       </w:r>
       <w:r>
-        <w:rPr>
-          <w:highlight w:val="yellow"/>
-        </w:rPr>
+        <w:rPr/>
         <w:t>&lt;&lt; Matter.CustomField.CalamityBeneficiary</w:t>
       </w:r>
       <w:r>
-        <w:rPr>
-          <w:highlight w:val="yellow"/>
-        </w:rPr>
+        <w:rPr/>
         <w:t>2</w:t>
       </w:r>
       <w:r>
-        <w:rPr>
-          <w:highlight w:val="yellow"/>
-        </w:rPr>
+        <w:rPr/>
         <w:t xml:space="preserve"> &gt;&gt;</w:t>
       </w:r>
       <w:r>
@@ -1787,9 +1621,7 @@
         <w:t xml:space="preserve">absolutely with the Giftover Provision </w:t>
       </w:r>
       <w:r>
-        <w:rPr>
-          <w:highlight w:val="cyan"/>
-        </w:rPr>
+        <w:rPr/>
         <w:t>[#applying/ not applying]</w:t>
       </w:r>
       <w:r>
@@ -1804,30 +1636,22 @@
         <w:t xml:space="preserve">as to a </w:t>
       </w:r>
       <w:r>
-        <w:rPr>
-          <w:highlight w:val="cyan"/>
-        </w:rPr>
+        <w:rPr/>
         <w:t>[insert %]</w:t>
       </w:r>
       <w:r>
         <w:t xml:space="preserve"> to </w:t>
       </w:r>
       <w:r>
-        <w:rPr>
-          <w:highlight w:val="yellow"/>
-        </w:rPr>
+        <w:rPr/>
         <w:t>&lt;&lt; Matter.CustomField.CalamityBeneficiary</w:t>
       </w:r>
       <w:r>
-        <w:rPr>
-          <w:highlight w:val="yellow"/>
-        </w:rPr>
+        <w:rPr/>
         <w:t>3</w:t>
       </w:r>
       <w:r>
-        <w:rPr>
-          <w:highlight w:val="yellow"/>
-        </w:rPr>
+        <w:rPr/>
         <w:t xml:space="preserve"> &gt;&gt;</w:t>
       </w:r>
       <w:r>
@@ -1837,9 +1661,7 @@
         <w:t xml:space="preserve">absolutely with the Giftover Provision </w:t>
       </w:r>
       <w:r>
-        <w:rPr>
-          <w:highlight w:val="cyan"/>
-        </w:rPr>
+        <w:rPr/>
         <w:t>[#applying/ not applying]</w:t>
       </w:r>
       <w:r>
@@ -1851,9 +1673,7 @@
         <w:pStyle w:val="Heading2"/>
       </w:pPr>
       <w:r>
-        <w:rPr>
-          <w:highlight w:val="yellow"/>
-        </w:rPr>
+        <w:rPr/>
         <w:t>#if 2 gifts above:</w:t>
       </w:r>
       <w:r>
@@ -1865,9 +1685,7 @@
         <w:pStyle w:val="Heading2"/>
       </w:pPr>
       <w:r>
-        <w:rPr>
-          <w:highlight w:val="yellow"/>
-        </w:rPr>
+        <w:rPr/>
         <w:t>#if 3 or more gifts above:</w:t>
       </w:r>
       <w:r>
@@ -1883,45 +1701,31 @@
         </w:numPr>
       </w:pPr>
       <w:r>
-        <w:rPr>
-          <w:highlight w:val="cyan"/>
-        </w:rPr>
+        <w:rPr/>
         <w:t xml:space="preserve">[#Option 2: if </w:t>
       </w:r>
       <w:r>
-        <w:rPr>
-          <w:highlight w:val="cyan"/>
-        </w:rPr>
+        <w:rPr/>
         <w:t>TT</w:t>
       </w:r>
       <w:r>
-        <w:rPr>
-          <w:highlight w:val="cyan"/>
-        </w:rPr>
+        <w:rPr/>
         <w:t>s</w:t>
       </w:r>
       <w:r>
-        <w:rPr>
-          <w:highlight w:val="cyan"/>
-        </w:rPr>
+        <w:rPr/>
         <w:t xml:space="preserve"> </w:t>
       </w:r>
       <w:r>
-        <w:rPr>
-          <w:highlight w:val="cyan"/>
-        </w:rPr>
+        <w:rPr/>
         <w:t>are</w:t>
       </w:r>
       <w:r>
-        <w:rPr>
-          <w:highlight w:val="cyan"/>
-        </w:rPr>
+        <w:rPr/>
         <w:t xml:space="preserve"> to benefit someone other than children</w:t>
       </w:r>
       <w:r>
-        <w:rPr>
-          <w:highlight w:val="cyan"/>
-        </w:rPr>
+        <w:rPr/>
         <w:t>]</w:t>
       </w:r>
     </w:p>
@@ -1962,9 +1766,7 @@
         <w:t xml:space="preserve">as to a </w:t>
       </w:r>
       <w:r>
-        <w:rPr>
-          <w:highlight w:val="cyan"/>
-        </w:rPr>
+        <w:rPr/>
         <w:t>[insert %]</w:t>
       </w:r>
       <w:r>
@@ -1974,16 +1776,13 @@
         <w:t xml:space="preserve"> </w:t>
       </w:r>
       <w:r>
-        <w:rPr>
-          <w:highlight w:val="yellow"/>
-        </w:rPr>
+        <w:rPr/>
         <w:t xml:space="preserve">&lt;&lt; Matter.CustomField.CalamityBeneficiary1 </w:t>
       </w:r>
       <w:r>
         <w:rPr>
           <w:i/>
           <w:iCs/>
-          <w:highlight w:val="yellow"/>
         </w:rPr>
         <w:t>&gt;&gt;</w:t>
       </w:r>
@@ -1991,9 +1790,7 @@
         <w:t xml:space="preserve"> absolutely with the Giftover Provision </w:t>
       </w:r>
       <w:r>
-        <w:rPr>
-          <w:highlight w:val="cyan"/>
-        </w:rPr>
+        <w:rPr/>
         <w:t>[#applying/ not applying]</w:t>
       </w:r>
       <w:r>
@@ -2008,9 +1805,7 @@
         <w:t xml:space="preserve">as to a </w:t>
       </w:r>
       <w:r>
-        <w:rPr>
-          <w:highlight w:val="cyan"/>
-        </w:rPr>
+        <w:rPr/>
         <w:t>[insert %]</w:t>
       </w:r>
       <w:r>
@@ -2020,30 +1815,22 @@
         <w:t xml:space="preserve"> </w:t>
       </w:r>
       <w:r>
-        <w:rPr>
-          <w:highlight w:val="yellow"/>
-        </w:rPr>
+        <w:rPr/>
         <w:t>&lt;&lt; Matter.CustomField.CalamityBeneficiary</w:t>
       </w:r>
       <w:r>
-        <w:rPr>
-          <w:highlight w:val="yellow"/>
-        </w:rPr>
+        <w:rPr/>
         <w:t>2</w:t>
       </w:r>
       <w:r>
-        <w:rPr>
-          <w:highlight w:val="yellow"/>
-        </w:rPr>
+        <w:rPr/>
         <w:t xml:space="preserve"> &gt;&gt;</w:t>
       </w:r>
       <w:r>
         <w:t xml:space="preserve"> absolutely with the Giftover Provision </w:t>
       </w:r>
       <w:r>
-        <w:rPr>
-          <w:highlight w:val="cyan"/>
-        </w:rPr>
+        <w:rPr/>
         <w:t>[#applying/ not applying]</w:t>
       </w:r>
       <w:r>
@@ -2058,9 +1845,7 @@
         <w:t xml:space="preserve">as to a </w:t>
       </w:r>
       <w:r>
-        <w:rPr>
-          <w:highlight w:val="cyan"/>
-        </w:rPr>
+        <w:rPr/>
         <w:t>[insert %]</w:t>
       </w:r>
       <w:r>
@@ -2070,21 +1855,15 @@
         <w:t xml:space="preserve"> </w:t>
       </w:r>
       <w:r>
-        <w:rPr>
-          <w:highlight w:val="yellow"/>
-        </w:rPr>
+        <w:rPr/>
         <w:t>&lt;&lt; Matter.CustomField.CalamityBeneficiary</w:t>
       </w:r>
       <w:r>
-        <w:rPr>
-          <w:highlight w:val="yellow"/>
-        </w:rPr>
+        <w:rPr/>
         <w:t>3</w:t>
       </w:r>
       <w:r>
-        <w:rPr>
-          <w:highlight w:val="yellow"/>
-        </w:rPr>
+        <w:rPr/>
         <w:t xml:space="preserve"> &gt;&gt;</w:t>
       </w:r>
       <w:r>
@@ -2094,9 +1873,7 @@
         <w:t xml:space="preserve">absolutely with the Giftover Provision </w:t>
       </w:r>
       <w:r>
-        <w:rPr>
-          <w:highlight w:val="cyan"/>
-        </w:rPr>
+        <w:rPr/>
         <w:t>[#applying/ not applying]</w:t>
       </w:r>
       <w:r>
@@ -2108,9 +1885,7 @@
         <w:pStyle w:val="Heading2"/>
       </w:pPr>
       <w:r>
-        <w:rPr>
-          <w:highlight w:val="yellow"/>
-        </w:rPr>
+        <w:rPr/>
         <w:t>#if 2 gifts above:</w:t>
       </w:r>
       <w:r>
@@ -2122,9 +1897,7 @@
         <w:pStyle w:val="Heading2"/>
       </w:pPr>
       <w:r>
-        <w:rPr>
-          <w:highlight w:val="yellow"/>
-        </w:rPr>
+        <w:rPr/>
         <w:lastRenderedPageBreak/>
         <w:t>#if 3 or more gifts above:</w:t>
       </w:r>
@@ -2132,9 +1905,7 @@
         <w:t xml:space="preserve"> If any of the gifts in the preceding clause fail for any reason, then that gift or those gifts will revert to and form part of the share of my Residual Estate in respect of which the remaining gift or gifts have taken effect in the same proportions as those gifts which have not failed bear to one another. </w:t>
       </w:r>
       <w:r>
-        <w:rPr>
-          <w:highlight w:val="cyan"/>
-        </w:rPr>
+        <w:rPr/>
         <w:t>[#end]</w:t>
       </w:r>
     </w:p>
@@ -2391,7 +2162,6 @@
       <w:r>
         <w:rPr>
           <w:bCs/>
-          <w:highlight w:val="yellow"/>
         </w:rPr>
         <w:t>&lt;&lt; Matter.Client.Name &gt;&gt;</w:t>
       </w:r>
@@ -2405,7 +2175,6 @@
       <w:r>
         <w:rPr>
           <w:bCs/>
-          <w:highlight w:val="yellow"/>
         </w:rPr>
         <w:t>&lt;&lt; Matter.Client.Name &gt;&gt;</w:t>
       </w:r>
@@ -2468,7 +2237,6 @@
       <w:r>
         <w:rPr>
           <w:bCs/>
-          <w:highlight w:val="yellow"/>
         </w:rPr>
         <w:t>&lt;&lt; Matter.Client.Name &gt;&gt;</w:t>
       </w:r>
@@ -2757,7 +2525,6 @@
       <w:r>
         <w:rPr>
           <w:bCs/>
-          <w:highlight w:val="yellow"/>
         </w:rPr>
         <w:t>&lt;&lt; Matter.Client.Name &gt;&gt;</w:t>
       </w:r>
@@ -5289,64 +5056,44 @@
     <w:p>
       <w:pPr>
         <w:pStyle w:val="Heading1"/>
-        <w:rPr>
-          <w:highlight w:val="cyan"/>
-        </w:rPr>
+        <w:rPr/>
       </w:pPr>
       <w:bookmarkStart w:id="101" w:name="_Ref83637411"/>
       <w:bookmarkStart w:id="102" w:name="_Toc386906397"/>
       <w:bookmarkStart w:id="103" w:name="_Toc389476422"/>
       <w:r>
-        <w:rPr>
-          <w:highlight w:val="cyan"/>
-        </w:rPr>
+        <w:rPr/>
         <w:t xml:space="preserve">[#Clause </w:t>
       </w:r>
       <w:r>
-        <w:rPr>
-          <w:highlight w:val="cyan"/>
-        </w:rPr>
+        <w:rPr/>
         <w:fldChar w:fldCharType="begin"/>
       </w:r>
       <w:r>
-        <w:rPr>
-          <w:highlight w:val="cyan"/>
-        </w:rPr>
+        <w:rPr/>
         <w:instrText xml:space="preserve"> REF _Ref83637411 \n \h </w:instrText>
       </w:r>
       <w:r>
-        <w:rPr>
-          <w:highlight w:val="cyan"/>
-        </w:rPr>
-      </w:r>
-      <w:r>
-        <w:rPr>
-          <w:highlight w:val="cyan"/>
-        </w:rPr>
+        <w:rPr/>
+      </w:r>
+      <w:r>
+        <w:rPr/>
         <w:fldChar w:fldCharType="separate"/>
       </w:r>
       <w:r>
-        <w:rPr>
-          <w:highlight w:val="cyan"/>
-        </w:rPr>
+        <w:rPr/>
         <w:t>14</w:t>
       </w:r>
       <w:r>
-        <w:rPr>
-          <w:highlight w:val="cyan"/>
-        </w:rPr>
+        <w:rPr/>
         <w:fldChar w:fldCharType="end"/>
       </w:r>
       <w:r>
-        <w:rPr>
-          <w:highlight w:val="cyan"/>
-        </w:rPr>
+        <w:rPr/>
         <w:t xml:space="preserve"> </w:t>
       </w:r>
       <w:r>
-        <w:rPr>
-          <w:highlight w:val="cyan"/>
-        </w:rPr>
+        <w:rPr/>
         <w:t xml:space="preserve">is optional where Foreign Persons are to be excluded as beneficiaries] </w:t>
       </w:r>
       <w:r>
@@ -6056,9 +5803,7 @@
         <w:pStyle w:val="Heading3"/>
       </w:pPr>
       <w:r>
-        <w:rPr>
-          <w:highlight w:val="cyan"/>
-        </w:rPr>
+        <w:rPr/>
         <w:lastRenderedPageBreak/>
         <w:t>[#optional where Foreign Persons are to be excluded as beneficiaries]</w:t>
       </w:r>
@@ -6092,9 +5837,7 @@
         <w:pStyle w:val="Heading3"/>
       </w:pPr>
       <w:r>
-        <w:rPr>
-          <w:highlight w:val="cyan"/>
-        </w:rPr>
+        <w:rPr/>
         <w:t>[#optional where Foreign Persons are to be excluded as beneficiaries]</w:t>
       </w:r>
       <w:r>
@@ -8773,9 +8516,7 @@
       </w:r>
       <w:bookmarkStart w:id="132" w:name="_Hlk197262548"/>
       <w:r>
-        <w:rPr>
-          <w:highlight w:val="yellow"/>
-        </w:rPr>
+        <w:rPr/>
         <w:t>&lt;&lt; Matter.CustomField.Jurisdiction &gt;&gt;</w:t>
       </w:r>
       <w:bookmarkEnd w:id="132"/>
@@ -8918,9 +8659,7 @@
       </w:pPr>
       <w:bookmarkStart w:id="138" w:name="_Hlk197267788"/>
       <w:r>
-        <w:rPr>
-          <w:highlight w:val="yellow"/>
-        </w:rPr>
+        <w:rPr/>
         <w:t>&lt;&lt; Matter.Client.Name &gt;&gt;</w:t>
       </w:r>
       <w:bookmarkEnd w:id="138"/>
@@ -8941,9 +8680,7 @@
       <w:bookmarkStart w:id="139" w:name="_Hlk197267904"/>
       <w:bookmarkStart w:id="140" w:name="_Hlk197267816"/>
       <w:r>
-        <w:rPr>
-          <w:highlight w:val="yellow"/>
-        </w:rPr>
+        <w:rPr/>
         <w:t>&lt;&lt; Matter.CustomField.InitialAppointorTt1 &gt;&gt;</w:t>
       </w:r>
       <w:bookmarkEnd w:id="139"/>
@@ -8960,9 +8697,7 @@
         <w:t xml:space="preserve">if </w:t>
       </w:r>
       <w:r>
-        <w:rPr>
-          <w:highlight w:val="yellow"/>
-        </w:rPr>
+        <w:rPr/>
         <w:t>&lt;&lt; Matter.CustomField.InitialAppointorTt1 &gt;&gt;</w:t>
       </w:r>
       <w:r>
@@ -8976,9 +8711,7 @@
       </w:r>
       <w:bookmarkStart w:id="141" w:name="_Hlk197267847"/>
       <w:r>
-        <w:rPr>
-          <w:highlight w:val="yellow"/>
-        </w:rPr>
+        <w:rPr/>
         <w:t>&lt;&lt; Matter.CustomField.BackupAppointorTt1 &gt;&gt;</w:t>
       </w:r>
       <w:bookmarkEnd w:id="141"/>
@@ -8994,9 +8727,7 @@
         <w:t xml:space="preserve">if </w:t>
       </w:r>
       <w:r>
-        <w:rPr>
-          <w:highlight w:val="yellow"/>
-        </w:rPr>
+        <w:rPr/>
         <w:t>&lt;&lt; Matter.CustomField.BackupAppointorTt1 &gt;&gt;</w:t>
       </w:r>
       <w:r>
@@ -9013,9 +8744,7 @@
       </w:r>
       <w:bookmarkStart w:id="142" w:name="_Hlk197267871"/>
       <w:r>
-        <w:rPr>
-          <w:highlight w:val="yellow"/>
-        </w:rPr>
+        <w:rPr/>
         <w:t>&lt;&lt; Matter.CustomField.FurtherBackupAppointorTt1 &gt;&gt;</w:t>
       </w:r>
       <w:bookmarkEnd w:id="142"/>
@@ -9039,9 +8768,7 @@
         <w:pStyle w:val="Heading3"/>
       </w:pPr>
       <w:r>
-        <w:rPr>
-          <w:highlight w:val="yellow"/>
-        </w:rPr>
+        <w:rPr/>
         <w:t>&lt;&lt; Matter.Client.Name &gt;&gt;</w:t>
       </w:r>
       <w:r>
@@ -9059,21 +8786,15 @@
         <w:pStyle w:val="Heading4"/>
       </w:pPr>
       <w:r>
-        <w:rPr>
-          <w:highlight w:val="yellow"/>
-        </w:rPr>
+        <w:rPr/>
         <w:t>&lt;&lt; Matter.CustomField.InitialAppointorTt</w:t>
       </w:r>
       <w:r>
-        <w:rPr>
-          <w:highlight w:val="yellow"/>
-        </w:rPr>
+        <w:rPr/>
         <w:t>2</w:t>
       </w:r>
       <w:r>
-        <w:rPr>
-          <w:highlight w:val="yellow"/>
-        </w:rPr>
+        <w:rPr/>
         <w:t xml:space="preserve"> &gt;&gt;</w:t>
       </w:r>
       <w:r>
@@ -9088,21 +8809,15 @@
         <w:t xml:space="preserve">if </w:t>
       </w:r>
       <w:r>
-        <w:rPr>
-          <w:highlight w:val="yellow"/>
-        </w:rPr>
+        <w:rPr/>
         <w:t>&lt;&lt; Matter.CustomField.InitialAppointorTt</w:t>
       </w:r>
       <w:r>
-        <w:rPr>
-          <w:highlight w:val="yellow"/>
-        </w:rPr>
+        <w:rPr/>
         <w:t>2</w:t>
       </w:r>
       <w:r>
-        <w:rPr>
-          <w:highlight w:val="yellow"/>
-        </w:rPr>
+        <w:rPr/>
         <w:t xml:space="preserve"> &gt;&gt;</w:t>
       </w:r>
       <w:r>
@@ -9118,21 +8833,15 @@
         <w:t xml:space="preserve">to act, then </w:t>
       </w:r>
       <w:r>
-        <w:rPr>
-          <w:highlight w:val="yellow"/>
-        </w:rPr>
+        <w:rPr/>
         <w:t>&lt;&lt; Matter.CustomField.BackupAppointorTt</w:t>
       </w:r>
       <w:r>
-        <w:rPr>
-          <w:highlight w:val="yellow"/>
-        </w:rPr>
+        <w:rPr/>
         <w:t>2</w:t>
       </w:r>
       <w:r>
-        <w:rPr>
-          <w:highlight w:val="yellow"/>
-        </w:rPr>
+        <w:rPr/>
         <w:t xml:space="preserve"> &gt;&gt;</w:t>
       </w:r>
       <w:r>
@@ -9147,21 +8856,15 @@
         <w:t xml:space="preserve">if </w:t>
       </w:r>
       <w:r>
-        <w:rPr>
-          <w:highlight w:val="yellow"/>
-        </w:rPr>
+        <w:rPr/>
         <w:t>&lt;&lt; Matter.CustomField.BackupAppointorTt</w:t>
       </w:r>
       <w:r>
-        <w:rPr>
-          <w:highlight w:val="yellow"/>
-        </w:rPr>
+        <w:rPr/>
         <w:t>2</w:t>
       </w:r>
       <w:r>
-        <w:rPr>
-          <w:highlight w:val="yellow"/>
-        </w:rPr>
+        <w:rPr/>
         <w:t xml:space="preserve"> &gt;&gt;</w:t>
       </w:r>
       <w:r>
@@ -9180,21 +8883,15 @@
         <w:t xml:space="preserve">then </w:t>
       </w:r>
       <w:r>
-        <w:rPr>
-          <w:highlight w:val="yellow"/>
-        </w:rPr>
+        <w:rPr/>
         <w:t>&lt;&lt; Matter.CustomField.FurtherBackupAppointorTt</w:t>
       </w:r>
       <w:r>
-        <w:rPr>
-          <w:highlight w:val="yellow"/>
-        </w:rPr>
+        <w:rPr/>
         <w:t>2</w:t>
       </w:r>
       <w:r>
-        <w:rPr>
-          <w:highlight w:val="yellow"/>
-        </w:rPr>
+        <w:rPr/>
         <w:t xml:space="preserve"> &gt;&gt;</w:t>
       </w:r>
       <w:r>
@@ -9383,9 +9080,7 @@
         <w:pStyle w:val="AEPTextL1"/>
       </w:pPr>
       <w:r>
-        <w:rPr>
-          <w:highlight w:val="cyan"/>
-        </w:rPr>
+        <w:rPr/>
         <w:t>[#optional where Foreign Persons are NOT excluded as beneficiaries]</w:t>
       </w:r>
       <w:r>
@@ -9452,9 +9147,7 @@
         <w:pStyle w:val="AEPTextL1"/>
       </w:pPr>
       <w:r>
-        <w:rPr>
-          <w:highlight w:val="cyan"/>
-        </w:rPr>
+        <w:rPr/>
         <w:t>[#optional where Foreign Persons are to be excluded as beneficiaries]</w:t>
       </w:r>
       <w:r>
@@ -11117,9 +10810,7 @@
       </w:pPr>
       <w:bookmarkStart w:id="149" w:name="_Hlk197268016"/>
       <w:r>
-        <w:rPr>
-          <w:highlight w:val="yellow"/>
-        </w:rPr>
+        <w:rPr/>
         <w:t>&lt;&lt; Matter.Client.Name &gt;&gt;</w:t>
       </w:r>
       <w:r>
@@ -11134,9 +10825,7 @@
       </w:r>
       <w:bookmarkStart w:id="150" w:name="_Hlk197268035"/>
       <w:r>
-        <w:rPr>
-          <w:highlight w:val="yellow"/>
-        </w:rPr>
+        <w:rPr/>
         <w:t>&lt;&lt; Matter.CustomField.NominatedBeneficiaryTt1 &gt;&gt;</w:t>
       </w:r>
       <w:bookmarkEnd w:id="150"/>
@@ -11149,9 +10838,7 @@
         <w:pStyle w:val="Heading3"/>
       </w:pPr>
       <w:r>
-        <w:rPr>
-          <w:highlight w:val="yellow"/>
-        </w:rPr>
+        <w:rPr/>
         <w:t>&lt;&lt; Matter.Client.Name &gt;&gt;</w:t>
       </w:r>
       <w:r>
@@ -11165,21 +10852,15 @@
       </w:r>
       <w:bookmarkStart w:id="151" w:name="_Hlk197268046"/>
       <w:r>
-        <w:rPr>
-          <w:highlight w:val="yellow"/>
-        </w:rPr>
+        <w:rPr/>
         <w:t>&lt;&lt; Matter.CustomField.NominatedBeneficiaryTt</w:t>
       </w:r>
       <w:r>
-        <w:rPr>
-          <w:highlight w:val="yellow"/>
-        </w:rPr>
+        <w:rPr/>
         <w:t>2</w:t>
       </w:r>
       <w:r>
-        <w:rPr>
-          <w:highlight w:val="yellow"/>
-        </w:rPr>
+        <w:rPr/>
         <w:t xml:space="preserve"> &gt;&gt;</w:t>
       </w:r>
       <w:bookmarkEnd w:id="151"/>
@@ -11390,9 +11071,7 @@
         <w:t xml:space="preserve">in relation to the </w:t>
       </w:r>
       <w:r>
-        <w:rPr>
-          <w:highlight w:val="yellow"/>
-        </w:rPr>
+        <w:rPr/>
         <w:t>&lt;&lt; Matter.Client.Name &gt;&gt;</w:t>
       </w:r>
       <w:r>
@@ -11452,9 +11131,7 @@
         <w:t xml:space="preserve">in relation to the </w:t>
       </w:r>
       <w:r>
-        <w:rPr>
-          <w:highlight w:val="yellow"/>
-        </w:rPr>
+        <w:rPr/>
         <w:t>&lt;&lt; Matter.Client.Name &gt;&gt;</w:t>
       </w:r>
       <w:r>
@@ -11998,7 +11675,6 @@
       <w:r>
         <w:rPr>
           <w:bCs/>
-          <w:highlight w:val="yellow"/>
         </w:rPr>
         <w:t>&lt;&lt; Matter.Client.Name &gt;&gt;</w:t>
       </w:r>
@@ -12032,7 +11708,6 @@
       <w:r>
         <w:rPr>
           <w:bCs/>
-          <w:highlight w:val="yellow"/>
         </w:rPr>
         <w:t>&lt;&lt; Matter.Client.Name &gt;&gt;</w:t>
       </w:r>
@@ -12047,7 +11722,6 @@
       <w:r>
         <w:rPr>
           <w:bCs/>
-          <w:highlight w:val="yellow"/>
         </w:rPr>
         <w:t>&lt;&lt; Matter.Client.Name &gt;&gt;</w:t>
       </w:r>
@@ -12062,7 +11736,6 @@
       <w:r>
         <w:rPr>
           <w:bCs/>
-          <w:highlight w:val="yellow"/>
         </w:rPr>
         <w:t>&lt;&lt; Matter.Client.Name &gt;&gt;</w:t>
       </w:r>
@@ -12187,7 +11860,6 @@
       <w:r>
         <w:rPr>
           <w:bCs/>
-          <w:highlight w:val="yellow"/>
         </w:rPr>
         <w:t>&lt;&lt; Matter.Client.Name &gt;&gt;</w:t>
       </w:r>
@@ -12201,15 +11873,11 @@
       </w:pPr>
       <w:bookmarkStart w:id="154" w:name="_Hlk197268145"/>
       <w:r>
-        <w:rPr>
-          <w:highlight w:val="yellow"/>
-        </w:rPr>
+        <w:rPr/>
         <w:t>&lt;&lt; Matter.CustomField.InitialTrusteeTt1 &gt;</w:t>
       </w:r>
       <w:r>
-        <w:rPr>
-          <w:highlight w:val="yellow"/>
-        </w:rPr>
+        <w:rPr/>
         <w:t>&gt;</w:t>
       </w:r>
       <w:bookmarkEnd w:id="154"/>
@@ -12225,15 +11893,11 @@
         <w:t xml:space="preserve">if </w:t>
       </w:r>
       <w:r>
-        <w:rPr>
-          <w:highlight w:val="yellow"/>
-        </w:rPr>
+        <w:rPr/>
         <w:t xml:space="preserve">&lt;&lt; Matter.CustomField.InitialTrusteeTt1 </w:t>
       </w:r>
       <w:r>
-        <w:rPr>
-          <w:highlight w:val="yellow"/>
-        </w:rPr>
+        <w:rPr/>
         <w:t>&gt;&gt;</w:t>
       </w:r>
       <w:r>
@@ -12250,9 +11914,7 @@
       </w:r>
       <w:bookmarkStart w:id="155" w:name="_Hlk197259644"/>
       <w:r>
-        <w:rPr>
-          <w:highlight w:val="yellow"/>
-        </w:rPr>
+        <w:rPr/>
         <w:t>&lt;&lt; Matter.CustomField.BackupTrusteeTt1 &gt;&gt;</w:t>
       </w:r>
       <w:bookmarkEnd w:id="155"/>
@@ -12268,9 +11930,7 @@
         <w:t xml:space="preserve">if </w:t>
       </w:r>
       <w:r>
-        <w:rPr>
-          <w:highlight w:val="yellow"/>
-        </w:rPr>
+        <w:rPr/>
         <w:t>&lt;&lt; Matter.CustomField.BackupTrusteeTt1 &gt;&gt;</w:t>
       </w:r>
       <w:r>
@@ -12293,9 +11953,7 @@
       </w:r>
       <w:bookmarkStart w:id="156" w:name="_Hlk197259669"/>
       <w:r>
-        <w:rPr>
-          <w:highlight w:val="yellow"/>
-        </w:rPr>
+        <w:rPr/>
         <w:t>&lt;&lt; Matter.CustomField.FurtherBackupTrusteeTt1 &gt;&gt;</w:t>
       </w:r>
       <w:bookmarkEnd w:id="156"/>
@@ -12321,7 +11979,6 @@
       <w:r>
         <w:rPr>
           <w:bCs/>
-          <w:highlight w:val="yellow"/>
         </w:rPr>
         <w:t>&lt;&lt; Matter.Client.Name &gt;&gt;</w:t>
       </w:r>
@@ -12334,27 +11991,19 @@
         <w:pStyle w:val="Heading4"/>
       </w:pPr>
       <w:r>
-        <w:rPr>
-          <w:highlight w:val="yellow"/>
-        </w:rPr>
+        <w:rPr/>
         <w:t>&lt;&lt; Matter.CustomField.InitialTrusteeTt</w:t>
       </w:r>
       <w:r>
-        <w:rPr>
-          <w:highlight w:val="yellow"/>
-        </w:rPr>
+        <w:rPr/>
         <w:t>2</w:t>
       </w:r>
       <w:r>
-        <w:rPr>
-          <w:highlight w:val="yellow"/>
-        </w:rPr>
+        <w:rPr/>
         <w:t xml:space="preserve"> &gt;</w:t>
       </w:r>
       <w:r>
-        <w:rPr>
-          <w:highlight w:val="yellow"/>
-        </w:rPr>
+        <w:rPr/>
         <w:t>&gt;</w:t>
       </w:r>
       <w:r>
@@ -12369,27 +12018,19 @@
         <w:t xml:space="preserve">if </w:t>
       </w:r>
       <w:r>
-        <w:rPr>
-          <w:highlight w:val="yellow"/>
-        </w:rPr>
+        <w:rPr/>
         <w:t>&lt;&lt; Matter.CustomField.InitialTrusteeTt</w:t>
       </w:r>
       <w:r>
-        <w:rPr>
-          <w:highlight w:val="yellow"/>
-        </w:rPr>
+        <w:rPr/>
         <w:t>2</w:t>
       </w:r>
       <w:r>
-        <w:rPr>
-          <w:highlight w:val="yellow"/>
-        </w:rPr>
+        <w:rPr/>
         <w:t xml:space="preserve"> &gt;</w:t>
       </w:r>
       <w:r>
-        <w:rPr>
-          <w:highlight w:val="yellow"/>
-        </w:rPr>
+        <w:rPr/>
         <w:t>&gt;</w:t>
       </w:r>
       <w:r>
@@ -12408,21 +12049,15 @@
         <w:t xml:space="preserve">to act, then </w:t>
       </w:r>
       <w:r>
-        <w:rPr>
-          <w:highlight w:val="yellow"/>
-        </w:rPr>
+        <w:rPr/>
         <w:t>&lt;&lt; Matter.CustomField.BackupTrusteeTt</w:t>
       </w:r>
       <w:r>
-        <w:rPr>
-          <w:highlight w:val="yellow"/>
-        </w:rPr>
+        <w:rPr/>
         <w:t>2</w:t>
       </w:r>
       <w:r>
-        <w:rPr>
-          <w:highlight w:val="yellow"/>
-        </w:rPr>
+        <w:rPr/>
         <w:t xml:space="preserve"> &gt;&gt;</w:t>
       </w:r>
       <w:r>
@@ -12437,21 +12072,15 @@
         <w:t xml:space="preserve">if </w:t>
       </w:r>
       <w:r>
-        <w:rPr>
-          <w:highlight w:val="yellow"/>
-        </w:rPr>
+        <w:rPr/>
         <w:t>&lt;&lt; Matter.CustomField.BackupTrusteeTt</w:t>
       </w:r>
       <w:r>
-        <w:rPr>
-          <w:highlight w:val="yellow"/>
-        </w:rPr>
+        <w:rPr/>
         <w:t>2</w:t>
       </w:r>
       <w:r>
-        <w:rPr>
-          <w:highlight w:val="yellow"/>
-        </w:rPr>
+        <w:rPr/>
         <w:t xml:space="preserve"> &gt;&gt;</w:t>
       </w:r>
       <w:r>
@@ -12470,21 +12099,15 @@
         <w:t xml:space="preserve">then </w:t>
       </w:r>
       <w:r>
-        <w:rPr>
-          <w:highlight w:val="yellow"/>
-        </w:rPr>
+        <w:rPr/>
         <w:t>&lt;&lt; Matter.CustomField.FurtherBackupTrusteeTt</w:t>
       </w:r>
       <w:r>
-        <w:rPr>
-          <w:highlight w:val="yellow"/>
-        </w:rPr>
+        <w:rPr/>
         <w:t>2</w:t>
       </w:r>
       <w:r>
-        <w:rPr>
-          <w:highlight w:val="yellow"/>
-        </w:rPr>
+        <w:rPr/>
         <w:t xml:space="preserve"> &gt;&gt;</w:t>
       </w:r>
       <w:r>
@@ -12686,7 +12309,6 @@
       <w:r>
         <w:rPr>
           <w:bCs/>
-          <w:highlight w:val="yellow"/>
         </w:rPr>
         <w:t>&lt;&lt; Matter.Client.Name &gt;&gt;</w:t>
       </w:r>
@@ -12724,7 +12346,6 @@
             <w:r>
               <w:rPr>
                 <w:bCs/>
-                <w:highlight w:val="yellow"/>
               </w:rPr>
               <w:t>&lt;&lt; Matter.Client.Name &gt;&gt;</w:t>
             </w:r>

--- a/api/templates/Multi TT Will - Individual (Clio).docx
+++ b/api/templates/Multi TT Will - Individual (Clio).docx
@@ -182,6 +182,12 @@
         <w:spacing w:after="0"/>
         <w:jc w:val="center"/>
         <w:sectPr>
+          <w:headerReference w:type="default" r:id="rIdWillHdrCover"/>
+          <w:headerReference w:type="even" r:id="rIdWillHdrCover"/>
+          <w:headerReference w:type="first" r:id="rIdWillHdrCover"/>
+          <w:footerReference w:type="default" r:id="rIdWillFtrCover"/>
+          <w:footerReference w:type="even" r:id="rIdWillFtrCover"/>
+          <w:footerReference w:type="first" r:id="rIdWillFtrCover"/>
           <w:pgSz w:w="11906" w:h="16838"/>
           <w:pgMar w:top="1134" w:right="1134" w:bottom="1134" w:left="1134" w:header="709" w:footer="529" w:gutter="0"/>
           <w:pgNumType w:start="0"/>
@@ -4250,7 +4256,7 @@
         <w:rPr>
           <w:rFonts w:cstheme="minorHAnsi"/>
         </w:rPr>
-        <w:t>as if the Testator had died at the Default Time.</w:t>
+        <w:t>as if the &lt;&lt; Will.TestatorLabel &gt;&gt; had died at the Default Time.</w:t>
       </w:r>
       <w:r>
         <w:t xml:space="preserve">  </w:t>
@@ -4357,7 +4363,7 @@
         <w:t xml:space="preserve"> of this Will </w:t>
       </w:r>
       <w:r>
-        <w:t xml:space="preserve">is conditional upon specified individuals surviving the Testator, the requirement for the individuals to survive the Testator shall not apply </w:t>
+        <w:t xml:space="preserve">is conditional upon specified individuals surviving the &lt;&lt; Will.TestatorLabel &gt;&gt;, the requirement for the individuals to survive the &lt;&lt; Will.TestatorLabel &gt;&gt; shall not apply </w:t>
       </w:r>
       <w:r>
         <w:t xml:space="preserve">and the gift of the Residual Estate to the testamentary trust shall be valid </w:t>
@@ -4445,7 +4451,7 @@
         <w:ind w:left="1599" w:hanging="461"/>
       </w:pPr>
       <w:r>
-        <w:t>if, at the time of the actual distribution of the Testator’s Residual Estate</w:t>
+        <w:t>if, at the time of the actual distribution of the &lt;&lt; Will.TestatorLabel &gt;&gt;’s Residual Estate</w:t>
       </w:r>
       <w:r>
         <w:t xml:space="preserve"> </w:t>
@@ -4499,7 +4505,7 @@
         <w:t>rus</w:t>
       </w:r>
       <w:r>
-        <w:t xml:space="preserve">t instead of to the trustee for the testamentary trust, then the person or persons who actually received that testamentary trust’s share of the Residual Estate (if more than one then in the proportions that they received the Residual Estate) shall be substituted in place of the testamentary trust for the purpose of determining the entitlement to the Undistributed Capital with reference to the distribution of the Testator’s Residual Estate, and if any of those persons are not living at the Default Date then the Giftover Provision shall apply; and </w:t>
+        <w:t xml:space="preserve">t instead of to the trustee for the testamentary trust, then the person or persons who actually received that testamentary trust’s share of the Residual Estate (if more than one then in the proportions that they received the Residual Estate) shall be substituted in place of the testamentary trust for the purpose of determining the entitlement to the Undistributed Capital with reference to the distribution of the &lt;&lt; Will.TestatorLabel &gt;&gt;’s Residual Estate, and if any of those persons are not living at the Default Date then the Giftover Provision shall apply; and </w:t>
       </w:r>
     </w:p>
     <w:p>
@@ -4533,7 +4539,7 @@
         <w:fldChar w:fldCharType="end"/>
       </w:r>
       <w:r>
-        <w:t xml:space="preserve"> then they shall receive the Undistributed Capital in the same proportions that they would have received the Residual Estate as if the Testator had died at the Default Time and as if the gift to this Trust had failed at the Default Time.</w:t>
+        <w:t xml:space="preserve"> then they shall receive the Undistributed Capital in the same proportions that they would have received the Residual Estate as if the &lt;&lt; Will.TestatorLabel &gt;&gt; had died at the Default Time and as if the gift to this Trust had failed at the Default Time.</w:t>
       </w:r>
     </w:p>
     <w:p>
@@ -11336,7 +11342,7 @@
         </w:numPr>
       </w:pPr>
       <w:r>
-        <w:t>each of the following in relation to the Testator or a Primary Beneficiary:</w:t>
+        <w:t>each of the following in relation to the &lt;&lt; Will.TestatorLabel &gt;&gt; or a Primary Beneficiary:</w:t>
       </w:r>
     </w:p>
     <w:p>
@@ -11393,7 +11399,7 @@
         <w:pStyle w:val="Heading3"/>
       </w:pPr>
       <w:r>
-        <w:t>any parent or grandparent of the Testator or a Nominated Beneficiary.</w:t>
+        <w:t>any parent or grandparent of the &lt;&lt; Will.TestatorLabel &gt;&gt; or a Nominated Beneficiary.</w:t>
       </w:r>
     </w:p>
     <w:p>
@@ -11666,7 +11672,7 @@
         <w:rPr>
           <w:rStyle w:val="AEPBold"/>
         </w:rPr>
-        <w:t>Testator</w:t>
+        <w:t>&lt;&lt; Will.TestatorLabel &gt;&gt;</w:t>
       </w:r>
       <w:r>
         <w:t xml:space="preserve"> means </w:t>
@@ -12381,7 +12387,7 @@
           </w:p>
           <w:p>
             <w:r>
-              <w:t>Signature of Testator</w:t>
+              <w:t>Signature of &lt;&lt; Will.TestatorLabel &gt;&gt;</w:t>
             </w:r>
           </w:p>
         </w:tc>
@@ -12583,12 +12589,12 @@
     </w:tbl>
     <w:p/>
     <w:sectPr>
-      <w:headerReference w:type="even" r:id="rId12"/>
-      <w:headerReference w:type="default" r:id="rId13"/>
-      <w:footerReference w:type="even" r:id="rId14"/>
-      <w:footerReference w:type="default" r:id="rId15"/>
-      <w:headerReference w:type="first" r:id="rId16"/>
-      <w:footerReference w:type="first" r:id="rId17"/>
+      <w:headerReference w:type="default" r:id="rIdWillHdrBody"/>
+      <w:headerReference w:type="even" r:id="rIdWillHdrBody"/>
+      <w:headerReference w:type="first" r:id="rIdWillHdrBody"/>
+      <w:footerReference w:type="default" r:id="rIdWillFtrBody"/>
+      <w:footerReference w:type="even" r:id="rIdWillFtrBody"/>
+      <w:footerReference w:type="first" r:id="rIdWillFtrBody"/>
       <w:pgSz w:w="11906" w:h="16838" w:code="9"/>
       <w:pgMar w:top="1138" w:right="1138" w:bottom="1138" w:left="1138" w:header="706" w:footer="418" w:gutter="0"/>
       <w:pgNumType w:start="1"/>
@@ -12639,68 +12645,218 @@
 </file>
 
 <file path=word/footer1.xml><?xml version="1.0" encoding="utf-8"?>
-<w:ftr xmlns:wpc="http://schemas.microsoft.com/office/word/2010/wordprocessingCanvas" xmlns:cx="http://schemas.microsoft.com/office/drawing/2014/chartex" xmlns:cx1="http://schemas.microsoft.com/office/drawing/2015/9/8/chartex" xmlns:cx2="http://schemas.microsoft.com/office/drawing/2015/10/21/chartex" xmlns:cx3="http://schemas.microsoft.com/office/drawing/2016/5/9/chartex" xmlns:cx4="http://schemas.microsoft.com/office/drawing/2016/5/10/chartex" xmlns:cx5="http://schemas.microsoft.com/office/drawing/2016/5/11/chartex" xmlns:cx6="http://schemas.microsoft.com/office/drawing/2016/5/12/chartex" xmlns:cx7="http://schemas.microsoft.com/office/drawing/2016/5/13/chartex" xmlns:cx8="http://schemas.microsoft.com/office/drawing/2016/5/14/chartex" xmlns:mc="http://schemas.openxmlformats.org/markup-compatibility/2006" xmlns:aink="http://schemas.microsoft.com/office/drawing/2016/ink" xmlns:am3d="http://schemas.microsoft.com/office/drawing/2017/model3d" xmlns:o="urn:schemas-microsoft-com:office:office" xmlns:oel="http://schemas.microsoft.com/office/2019/extlst" xmlns:r="http://schemas.openxmlformats.org/officeDocument/2006/relationships" xmlns:m="http://schemas.openxmlformats.org/officeDocument/2006/math" xmlns:v="urn:schemas-microsoft-com:vml" xmlns:wp14="http://schemas.microsoft.com/office/word/2010/wordprocessingDrawing" xmlns:wp="http://schemas.openxmlformats.org/drawingml/2006/wordprocessingDrawing" xmlns:w10="urn:schemas-microsoft-com:office:word" xmlns:w="http://schemas.openxmlformats.org/wordprocessingml/2006/main" xmlns:w14="http://schemas.microsoft.com/office/word/2010/wordml" xmlns:w15="http://schemas.microsoft.com/office/word/2012/wordml" xmlns:w16cex="http://schemas.microsoft.com/office/word/2018/wordml/cex" xmlns:w16cid="http://schemas.microsoft.com/office/word/2016/wordml/cid" xmlns:w16="http://schemas.microsoft.com/office/word/2018/wordml" xmlns:w16du="http://schemas.microsoft.com/office/word/2023/wordml/word16du" xmlns:w16sdtdh="http://schemas.microsoft.com/office/word/2020/wordml/sdtdatahash" xmlns:w16sdtfl="http://schemas.microsoft.com/office/word/2024/wordml/sdtformatlock" xmlns:w16se="http://schemas.microsoft.com/office/word/2015/wordml/symex" xmlns:wpg="http://schemas.microsoft.com/office/word/2010/wordprocessingGroup" xmlns:wpi="http://schemas.microsoft.com/office/word/2010/wordprocessingInk" xmlns:wne="http://schemas.microsoft.com/office/word/2006/wordml" xmlns:wps="http://schemas.microsoft.com/office/word/2010/wordprocessingShape" mc:Ignorable="w14 w15 w16se w16cid w16 w16cex w16sdtdh w16sdtfl w16du wp14">
+<w:ftr xmlns:w="http://schemas.openxmlformats.org/wordprocessingml/2006/main" xmlns:r="http://schemas.openxmlformats.org/officeDocument/2006/relationships">
   <w:p>
     <w:pPr>
-      <w:pStyle w:val="Footer"/>
+      <w:spacing w:before="0" w:after="0" w:line="240" w:lineRule="auto"/>
+      <w:jc w:val="left"/>
+      <w:rPr>
+        <w:sz w:val="18"/>
+        <w:szCs w:val="18"/>
+      </w:rPr>
     </w:pPr>
   </w:p>
 </w:ftr>
 </file>
 
 <file path=word/footer2.xml><?xml version="1.0" encoding="utf-8"?>
-<w:ftr xmlns:wpc="http://schemas.microsoft.com/office/word/2010/wordprocessingCanvas" xmlns:cx="http://schemas.microsoft.com/office/drawing/2014/chartex" xmlns:cx1="http://schemas.microsoft.com/office/drawing/2015/9/8/chartex" xmlns:cx2="http://schemas.microsoft.com/office/drawing/2015/10/21/chartex" xmlns:cx3="http://schemas.microsoft.com/office/drawing/2016/5/9/chartex" xmlns:cx4="http://schemas.microsoft.com/office/drawing/2016/5/10/chartex" xmlns:cx5="http://schemas.microsoft.com/office/drawing/2016/5/11/chartex" xmlns:cx6="http://schemas.microsoft.com/office/drawing/2016/5/12/chartex" xmlns:cx7="http://schemas.microsoft.com/office/drawing/2016/5/13/chartex" xmlns:cx8="http://schemas.microsoft.com/office/drawing/2016/5/14/chartex" xmlns:mc="http://schemas.openxmlformats.org/markup-compatibility/2006" xmlns:aink="http://schemas.microsoft.com/office/drawing/2016/ink" xmlns:am3d="http://schemas.microsoft.com/office/drawing/2017/model3d" xmlns:o="urn:schemas-microsoft-com:office:office" xmlns:oel="http://schemas.microsoft.com/office/2019/extlst" xmlns:r="http://schemas.openxmlformats.org/officeDocument/2006/relationships" xmlns:m="http://schemas.openxmlformats.org/officeDocument/2006/math" xmlns:v="urn:schemas-microsoft-com:vml" xmlns:wp14="http://schemas.microsoft.com/office/word/2010/wordprocessingDrawing" xmlns:wp="http://schemas.openxmlformats.org/drawingml/2006/wordprocessingDrawing" xmlns:w10="urn:schemas-microsoft-com:office:word" xmlns:w="http://schemas.openxmlformats.org/wordprocessingml/2006/main" xmlns:w14="http://schemas.microsoft.com/office/word/2010/wordml" xmlns:w15="http://schemas.microsoft.com/office/word/2012/wordml" xmlns:w16cex="http://schemas.microsoft.com/office/word/2018/wordml/cex" xmlns:w16cid="http://schemas.microsoft.com/office/word/2016/wordml/cid" xmlns:w16="http://schemas.microsoft.com/office/word/2018/wordml" xmlns:w16du="http://schemas.microsoft.com/office/word/2023/wordml/word16du" xmlns:w16sdtdh="http://schemas.microsoft.com/office/word/2020/wordml/sdtdatahash" xmlns:w16sdtfl="http://schemas.microsoft.com/office/word/2024/wordml/sdtformatlock" xmlns:w16se="http://schemas.microsoft.com/office/word/2015/wordml/symex" xmlns:wpg="http://schemas.microsoft.com/office/word/2010/wordprocessingGroup" xmlns:wpi="http://schemas.microsoft.com/office/word/2010/wordprocessingInk" xmlns:wne="http://schemas.microsoft.com/office/word/2006/wordml" xmlns:wps="http://schemas.microsoft.com/office/word/2010/wordprocessingShape" mc:Ignorable="w14 w15 w16se w16cid w16 w16cex w16sdtdh w16sdtfl w16du wp14">
-  <w:sdt>
-    <w:sdtPr>
-      <w:id w:val="1308828896"/>
-      <w:docPartObj>
-        <w:docPartGallery w:val="Page Numbers (Bottom of Page)"/>
-        <w:docPartUnique/>
-      </w:docPartObj>
-    </w:sdtPr>
-    <w:sdtEndPr>
-      <w:rPr>
-        <w:noProof/>
-      </w:rPr>
-    </w:sdtEndPr>
-    <w:sdtContent>
-      <w:p>
-        <w:pPr>
-          <w:pStyle w:val="Footer"/>
-          <w:jc w:val="right"/>
-        </w:pPr>
-        <w:r>
-          <w:fldChar w:fldCharType="begin"/>
-        </w:r>
-        <w:r>
-          <w:instrText xml:space="preserve"> PAGE   \* MERGEFORMAT </w:instrText>
-        </w:r>
-        <w:r>
-          <w:fldChar w:fldCharType="separate"/>
-        </w:r>
-        <w:r>
-          <w:rPr>
-            <w:noProof/>
-          </w:rPr>
-          <w:t>2</w:t>
-        </w:r>
-        <w:r>
-          <w:rPr>
-            <w:noProof/>
-          </w:rPr>
-          <w:fldChar w:fldCharType="end"/>
-        </w:r>
-      </w:p>
-    </w:sdtContent>
-  </w:sdt>
-</w:ftr>
-</file>
-
-<file path=word/footer3.xml><?xml version="1.0" encoding="utf-8"?>
-<w:ftr xmlns:wpc="http://schemas.microsoft.com/office/word/2010/wordprocessingCanvas" xmlns:cx="http://schemas.microsoft.com/office/drawing/2014/chartex" xmlns:cx1="http://schemas.microsoft.com/office/drawing/2015/9/8/chartex" xmlns:cx2="http://schemas.microsoft.com/office/drawing/2015/10/21/chartex" xmlns:cx3="http://schemas.microsoft.com/office/drawing/2016/5/9/chartex" xmlns:cx4="http://schemas.microsoft.com/office/drawing/2016/5/10/chartex" xmlns:cx5="http://schemas.microsoft.com/office/drawing/2016/5/11/chartex" xmlns:cx6="http://schemas.microsoft.com/office/drawing/2016/5/12/chartex" xmlns:cx7="http://schemas.microsoft.com/office/drawing/2016/5/13/chartex" xmlns:cx8="http://schemas.microsoft.com/office/drawing/2016/5/14/chartex" xmlns:mc="http://schemas.openxmlformats.org/markup-compatibility/2006" xmlns:aink="http://schemas.microsoft.com/office/drawing/2016/ink" xmlns:am3d="http://schemas.microsoft.com/office/drawing/2017/model3d" xmlns:o="urn:schemas-microsoft-com:office:office" xmlns:oel="http://schemas.microsoft.com/office/2019/extlst" xmlns:r="http://schemas.openxmlformats.org/officeDocument/2006/relationships" xmlns:m="http://schemas.openxmlformats.org/officeDocument/2006/math" xmlns:v="urn:schemas-microsoft-com:vml" xmlns:wp14="http://schemas.microsoft.com/office/word/2010/wordprocessingDrawing" xmlns:wp="http://schemas.openxmlformats.org/drawingml/2006/wordprocessingDrawing" xmlns:w10="urn:schemas-microsoft-com:office:word" xmlns:w="http://schemas.openxmlformats.org/wordprocessingml/2006/main" xmlns:w14="http://schemas.microsoft.com/office/word/2010/wordml" xmlns:w15="http://schemas.microsoft.com/office/word/2012/wordml" xmlns:w16cex="http://schemas.microsoft.com/office/word/2018/wordml/cex" xmlns:w16cid="http://schemas.microsoft.com/office/word/2016/wordml/cid" xmlns:w16="http://schemas.microsoft.com/office/word/2018/wordml" xmlns:w16du="http://schemas.microsoft.com/office/word/2023/wordml/word16du" xmlns:w16sdtdh="http://schemas.microsoft.com/office/word/2020/wordml/sdtdatahash" xmlns:w16sdtfl="http://schemas.microsoft.com/office/word/2024/wordml/sdtformatlock" xmlns:w16se="http://schemas.microsoft.com/office/word/2015/wordml/symex" xmlns:wpg="http://schemas.microsoft.com/office/word/2010/wordprocessingGroup" xmlns:wpi="http://schemas.microsoft.com/office/word/2010/wordprocessingInk" xmlns:wne="http://schemas.microsoft.com/office/word/2006/wordml" xmlns:wps="http://schemas.microsoft.com/office/word/2010/wordprocessingShape" mc:Ignorable="w14 w15 w16se w16cid w16 w16cex w16sdtdh w16sdtfl w16du wp14">
+<w:ftr xmlns:w="http://schemas.openxmlformats.org/wordprocessingml/2006/main" xmlns:r="http://schemas.openxmlformats.org/officeDocument/2006/relationships">
+  <w:tbl>
+    <w:tblPr>
+      <w:tblW w:w="9630" w:type="dxa"/>
+      <w:tblBorders>
+        <w:top w:val="nil"/>
+        <w:left w:val="nil"/>
+        <w:bottom w:val="nil"/>
+        <w:right w:val="nil"/>
+        <w:insideH w:val="nil"/>
+        <w:insideV w:val="nil"/>
+      </w:tblBorders>
+      <w:tblLayout w:type="fixed"/>
+      <w:tblCellMar>
+        <w:left w:w="0" w:type="dxa"/>
+        <w:right w:w="0" w:type="dxa"/>
+      </w:tblCellMar>
+      <w:tblLook w:val="0000"/>
+    </w:tblPr>
+    <w:tblGrid>
+      <w:gridCol w:w="4815"/>
+      <w:gridCol w:w="4815"/>
+    </w:tblGrid>
+    <w:tr>
+      <w:tc>
+        <w:tcPr>
+          <w:tcW w:w="4815" w:type="dxa"/>
+        </w:tcPr>
+        <w:p>
+          <w:pPr>
+            <w:spacing w:before="360" w:after="0" w:line="240" w:lineRule="auto"/>
+            <w:jc w:val="left"/>
+            <w:rPr>
+              <w:sz w:val="18"/>
+              <w:szCs w:val="18"/>
+            </w:rPr>
+          </w:pPr>
+          <w:r>
+            <w:rPr>
+              <w:sz w:val="18"/>
+              <w:szCs w:val="18"/>
+            </w:rPr>
+            <w:t xml:space="preserve">__________________________________</w:t>
+          </w:r>
+        </w:p>
+        <w:p>
+          <w:pPr>
+            <w:spacing w:before="0" w:after="0" w:line="240" w:lineRule="auto"/>
+            <w:jc w:val="left"/>
+            <w:rPr>
+              <w:sz w:val="18"/>
+              <w:szCs w:val="18"/>
+            </w:rPr>
+          </w:pPr>
+          <w:r>
+            <w:rPr>
+              <w:sz w:val="18"/>
+              <w:szCs w:val="18"/>
+            </w:rPr>
+            <w:t xml:space="preserve">&lt;&lt; Will.TestatorLabel &gt;&gt;</w:t>
+          </w:r>
+        </w:p>
+        <w:p>
+          <w:pPr>
+            <w:spacing w:before="160" w:after="0" w:line="240" w:lineRule="auto"/>
+            <w:jc w:val="left"/>
+            <w:rPr>
+              <w:sz w:val="18"/>
+              <w:szCs w:val="18"/>
+            </w:rPr>
+          </w:pPr>
+          <w:r>
+            <w:rPr>
+              <w:sz w:val="18"/>
+              <w:szCs w:val="18"/>
+            </w:rPr>
+            <w:t xml:space="preserve">Date ____/____/____</w:t>
+          </w:r>
+        </w:p>
+      </w:tc>
+      <w:tc>
+        <w:tcPr>
+          <w:tcW w:w="4815" w:type="dxa"/>
+        </w:tcPr>
+        <w:p>
+          <w:pPr>
+            <w:spacing w:before="360" w:after="0" w:line="240" w:lineRule="auto"/>
+            <w:rPr>
+              <w:sz w:val="18"/>
+              <w:szCs w:val="18"/>
+            </w:rPr>
+          </w:pPr>
+          <w:bookmarkStart w:id="9001" w:name="ExecutorFooter"/>
+          <w:r>
+            <w:rPr>
+              <w:sz w:val="18"/>
+              <w:szCs w:val="18"/>
+            </w:rPr>
+            <w:t xml:space="preserve">__________________________________</w:t>
+          </w:r>
+        </w:p>
+        <w:p>
+          <w:pPr>
+            <w:spacing w:before="0" w:after="0" w:line="240" w:lineRule="auto"/>
+            <w:rPr>
+              <w:sz w:val="18"/>
+              <w:szCs w:val="18"/>
+            </w:rPr>
+          </w:pPr>
+          <w:r>
+            <w:rPr>
+              <w:sz w:val="18"/>
+              <w:szCs w:val="18"/>
+            </w:rPr>
+            <w:t xml:space="preserve">&lt;&lt; Matter.CustomField.InitialExecutor &gt;&gt;</w:t>
+          </w:r>
+          <w:bookmarkEnd w:id="9001"/>
+        </w:p>
+        <w:p>
+          <w:pPr>
+            <w:spacing w:before="360" w:after="0" w:line="240" w:lineRule="auto"/>
+            <w:jc w:val="left"/>
+            <w:rPr>
+              <w:sz w:val="18"/>
+              <w:szCs w:val="18"/>
+            </w:rPr>
+          </w:pPr>
+          <w:r>
+            <w:rPr>
+              <w:sz w:val="18"/>
+              <w:szCs w:val="18"/>
+            </w:rPr>
+            <w:t xml:space="preserve">__________________________________</w:t>
+          </w:r>
+        </w:p>
+        <w:p>
+          <w:pPr>
+            <w:spacing w:before="0" w:after="0" w:line="240" w:lineRule="auto"/>
+            <w:jc w:val="left"/>
+            <w:rPr>
+              <w:sz w:val="18"/>
+              <w:szCs w:val="18"/>
+            </w:rPr>
+          </w:pPr>
+          <w:r>
+            <w:rPr>
+              <w:sz w:val="18"/>
+              <w:szCs w:val="18"/>
+            </w:rPr>
+            <w:t xml:space="preserve">Witness 1</w:t>
+          </w:r>
+        </w:p>
+        <w:p>
+          <w:pPr>
+            <w:spacing w:before="360" w:after="0" w:line="240" w:lineRule="auto"/>
+            <w:jc w:val="left"/>
+            <w:rPr>
+              <w:sz w:val="18"/>
+              <w:szCs w:val="18"/>
+            </w:rPr>
+          </w:pPr>
+          <w:r>
+            <w:rPr>
+              <w:sz w:val="18"/>
+              <w:szCs w:val="18"/>
+            </w:rPr>
+            <w:t xml:space="preserve">__________________________________</w:t>
+          </w:r>
+        </w:p>
+        <w:p>
+          <w:pPr>
+            <w:spacing w:before="0" w:after="0" w:line="240" w:lineRule="auto"/>
+            <w:jc w:val="left"/>
+            <w:rPr>
+              <w:sz w:val="18"/>
+              <w:szCs w:val="18"/>
+            </w:rPr>
+          </w:pPr>
+          <w:r>
+            <w:rPr>
+              <w:sz w:val="18"/>
+              <w:szCs w:val="18"/>
+            </w:rPr>
+            <w:t xml:space="preserve">Witness 2</w:t>
+          </w:r>
+        </w:p>
+      </w:tc>
+    </w:tr>
+  </w:tbl>
   <w:p>
     <w:pPr>
-      <w:pStyle w:val="Footer"/>
+      <w:spacing w:before="0" w:after="0" w:line="240" w:lineRule="auto"/>
+      <w:jc w:val="left"/>
+      <w:rPr>
+        <w:sz w:val="18"/>
+        <w:szCs w:val="18"/>
+      </w:rPr>
     </w:pPr>
   </w:p>
 </w:ftr>
@@ -12728,31 +12884,175 @@
 </file>
 
 <file path=word/header1.xml><?xml version="1.0" encoding="utf-8"?>
-<w:hdr xmlns:wpc="http://schemas.microsoft.com/office/word/2010/wordprocessingCanvas" xmlns:cx="http://schemas.microsoft.com/office/drawing/2014/chartex" xmlns:cx1="http://schemas.microsoft.com/office/drawing/2015/9/8/chartex" xmlns:cx2="http://schemas.microsoft.com/office/drawing/2015/10/21/chartex" xmlns:cx3="http://schemas.microsoft.com/office/drawing/2016/5/9/chartex" xmlns:cx4="http://schemas.microsoft.com/office/drawing/2016/5/10/chartex" xmlns:cx5="http://schemas.microsoft.com/office/drawing/2016/5/11/chartex" xmlns:cx6="http://schemas.microsoft.com/office/drawing/2016/5/12/chartex" xmlns:cx7="http://schemas.microsoft.com/office/drawing/2016/5/13/chartex" xmlns:cx8="http://schemas.microsoft.com/office/drawing/2016/5/14/chartex" xmlns:mc="http://schemas.openxmlformats.org/markup-compatibility/2006" xmlns:aink="http://schemas.microsoft.com/office/drawing/2016/ink" xmlns:am3d="http://schemas.microsoft.com/office/drawing/2017/model3d" xmlns:o="urn:schemas-microsoft-com:office:office" xmlns:oel="http://schemas.microsoft.com/office/2019/extlst" xmlns:r="http://schemas.openxmlformats.org/officeDocument/2006/relationships" xmlns:m="http://schemas.openxmlformats.org/officeDocument/2006/math" xmlns:v="urn:schemas-microsoft-com:vml" xmlns:wp14="http://schemas.microsoft.com/office/word/2010/wordprocessingDrawing" xmlns:wp="http://schemas.openxmlformats.org/drawingml/2006/wordprocessingDrawing" xmlns:w10="urn:schemas-microsoft-com:office:word" xmlns:w="http://schemas.openxmlformats.org/wordprocessingml/2006/main" xmlns:w14="http://schemas.microsoft.com/office/word/2010/wordml" xmlns:w15="http://schemas.microsoft.com/office/word/2012/wordml" xmlns:w16cex="http://schemas.microsoft.com/office/word/2018/wordml/cex" xmlns:w16cid="http://schemas.microsoft.com/office/word/2016/wordml/cid" xmlns:w16="http://schemas.microsoft.com/office/word/2018/wordml" xmlns:w16du="http://schemas.microsoft.com/office/word/2023/wordml/word16du" xmlns:w16sdtdh="http://schemas.microsoft.com/office/word/2020/wordml/sdtdatahash" xmlns:w16sdtfl="http://schemas.microsoft.com/office/word/2024/wordml/sdtformatlock" xmlns:w16se="http://schemas.microsoft.com/office/word/2015/wordml/symex" xmlns:wpg="http://schemas.microsoft.com/office/word/2010/wordprocessingGroup" xmlns:wpi="http://schemas.microsoft.com/office/word/2010/wordprocessingInk" xmlns:wne="http://schemas.microsoft.com/office/word/2006/wordml" xmlns:wps="http://schemas.microsoft.com/office/word/2010/wordprocessingShape" mc:Ignorable="w14 w15 w16se w16cid w16 w16cex w16sdtdh w16sdtfl w16du wp14">
+<w:hdr xmlns:w="http://schemas.openxmlformats.org/wordprocessingml/2006/main" xmlns:r="http://schemas.openxmlformats.org/officeDocument/2006/relationships">
   <w:p>
     <w:pPr>
-      <w:pStyle w:val="Header"/>
+      <w:spacing w:before="0" w:after="0" w:line="240" w:lineRule="auto"/>
+      <w:jc w:val="left"/>
+      <w:rPr>
+        <w:sz w:val="18"/>
+        <w:szCs w:val="18"/>
+      </w:rPr>
     </w:pPr>
+    <w:r>
+      <w:rPr>
+        <w:sz w:val="18"/>
+        <w:szCs w:val="18"/>
+      </w:rPr>
+      <w:t xml:space="preserve">WILL OF </w:t>
+    </w:r>
+    <w:r>
+      <w:rPr>
+        <w:caps/>
+        <w:sz w:val="18"/>
+        <w:szCs w:val="18"/>
+      </w:rPr>
+      <w:t xml:space="preserve">&lt;&lt; Matter.Client.Name &gt;&gt;</w:t>
+    </w:r>
   </w:p>
 </w:hdr>
 </file>
 
 <file path=word/header2.xml><?xml version="1.0" encoding="utf-8"?>
-<w:hdr xmlns:wpc="http://schemas.microsoft.com/office/word/2010/wordprocessingCanvas" xmlns:cx="http://schemas.microsoft.com/office/drawing/2014/chartex" xmlns:cx1="http://schemas.microsoft.com/office/drawing/2015/9/8/chartex" xmlns:cx2="http://schemas.microsoft.com/office/drawing/2015/10/21/chartex" xmlns:cx3="http://schemas.microsoft.com/office/drawing/2016/5/9/chartex" xmlns:cx4="http://schemas.microsoft.com/office/drawing/2016/5/10/chartex" xmlns:cx5="http://schemas.microsoft.com/office/drawing/2016/5/11/chartex" xmlns:cx6="http://schemas.microsoft.com/office/drawing/2016/5/12/chartex" xmlns:cx7="http://schemas.microsoft.com/office/drawing/2016/5/13/chartex" xmlns:cx8="http://schemas.microsoft.com/office/drawing/2016/5/14/chartex" xmlns:mc="http://schemas.openxmlformats.org/markup-compatibility/2006" xmlns:aink="http://schemas.microsoft.com/office/drawing/2016/ink" xmlns:am3d="http://schemas.microsoft.com/office/drawing/2017/model3d" xmlns:o="urn:schemas-microsoft-com:office:office" xmlns:oel="http://schemas.microsoft.com/office/2019/extlst" xmlns:r="http://schemas.openxmlformats.org/officeDocument/2006/relationships" xmlns:m="http://schemas.openxmlformats.org/officeDocument/2006/math" xmlns:v="urn:schemas-microsoft-com:vml" xmlns:wp14="http://schemas.microsoft.com/office/word/2010/wordprocessingDrawing" xmlns:wp="http://schemas.openxmlformats.org/drawingml/2006/wordprocessingDrawing" xmlns:w10="urn:schemas-microsoft-com:office:word" xmlns:w="http://schemas.openxmlformats.org/wordprocessingml/2006/main" xmlns:w14="http://schemas.microsoft.com/office/word/2010/wordml" xmlns:w15="http://schemas.microsoft.com/office/word/2012/wordml" xmlns:w16cex="http://schemas.microsoft.com/office/word/2018/wordml/cex" xmlns:w16cid="http://schemas.microsoft.com/office/word/2016/wordml/cid" xmlns:w16="http://schemas.microsoft.com/office/word/2018/wordml" xmlns:w16du="http://schemas.microsoft.com/office/word/2023/wordml/word16du" xmlns:w16sdtdh="http://schemas.microsoft.com/office/word/2020/wordml/sdtdatahash" xmlns:w16sdtfl="http://schemas.microsoft.com/office/word/2024/wordml/sdtformatlock" xmlns:w16se="http://schemas.microsoft.com/office/word/2015/wordml/symex" xmlns:wpg="http://schemas.microsoft.com/office/word/2010/wordprocessingGroup" xmlns:wpi="http://schemas.microsoft.com/office/word/2010/wordprocessingInk" xmlns:wne="http://schemas.microsoft.com/office/word/2006/wordml" xmlns:wps="http://schemas.microsoft.com/office/word/2010/wordprocessingShape" mc:Ignorable="w14 w15 w16se w16cid w16 w16cex w16sdtdh w16sdtfl w16du wp14">
+<w:hdr xmlns:w="http://schemas.openxmlformats.org/wordprocessingml/2006/main" xmlns:r="http://schemas.openxmlformats.org/officeDocument/2006/relationships">
   <w:p>
     <w:pPr>
-      <w:pStyle w:val="Header"/>
+      <w:tabs>
+        <w:tab w:val="right" w:pos="9630"/>
+      </w:tabs>
+      <w:spacing w:before="0" w:after="0" w:line="240" w:lineRule="auto"/>
+      <w:jc w:val="left"/>
+      <w:rPr>
+        <w:sz w:val="18"/>
+        <w:szCs w:val="18"/>
+      </w:rPr>
     </w:pPr>
-  </w:p>
-</w:hdr>
-</file>
-
-<file path=word/header3.xml><?xml version="1.0" encoding="utf-8"?>
-<w:hdr xmlns:wpc="http://schemas.microsoft.com/office/word/2010/wordprocessingCanvas" xmlns:cx="http://schemas.microsoft.com/office/drawing/2014/chartex" xmlns:cx1="http://schemas.microsoft.com/office/drawing/2015/9/8/chartex" xmlns:cx2="http://schemas.microsoft.com/office/drawing/2015/10/21/chartex" xmlns:cx3="http://schemas.microsoft.com/office/drawing/2016/5/9/chartex" xmlns:cx4="http://schemas.microsoft.com/office/drawing/2016/5/10/chartex" xmlns:cx5="http://schemas.microsoft.com/office/drawing/2016/5/11/chartex" xmlns:cx6="http://schemas.microsoft.com/office/drawing/2016/5/12/chartex" xmlns:cx7="http://schemas.microsoft.com/office/drawing/2016/5/13/chartex" xmlns:cx8="http://schemas.microsoft.com/office/drawing/2016/5/14/chartex" xmlns:mc="http://schemas.openxmlformats.org/markup-compatibility/2006" xmlns:aink="http://schemas.microsoft.com/office/drawing/2016/ink" xmlns:am3d="http://schemas.microsoft.com/office/drawing/2017/model3d" xmlns:o="urn:schemas-microsoft-com:office:office" xmlns:oel="http://schemas.microsoft.com/office/2019/extlst" xmlns:r="http://schemas.openxmlformats.org/officeDocument/2006/relationships" xmlns:m="http://schemas.openxmlformats.org/officeDocument/2006/math" xmlns:v="urn:schemas-microsoft-com:vml" xmlns:wp14="http://schemas.microsoft.com/office/word/2010/wordprocessingDrawing" xmlns:wp="http://schemas.openxmlformats.org/drawingml/2006/wordprocessingDrawing" xmlns:w10="urn:schemas-microsoft-com:office:word" xmlns:w="http://schemas.openxmlformats.org/wordprocessingml/2006/main" xmlns:w14="http://schemas.microsoft.com/office/word/2010/wordml" xmlns:w15="http://schemas.microsoft.com/office/word/2012/wordml" xmlns:w16cex="http://schemas.microsoft.com/office/word/2018/wordml/cex" xmlns:w16cid="http://schemas.microsoft.com/office/word/2016/wordml/cid" xmlns:w16="http://schemas.microsoft.com/office/word/2018/wordml" xmlns:w16du="http://schemas.microsoft.com/office/word/2023/wordml/word16du" xmlns:w16sdtdh="http://schemas.microsoft.com/office/word/2020/wordml/sdtdatahash" xmlns:w16sdtfl="http://schemas.microsoft.com/office/word/2024/wordml/sdtformatlock" xmlns:w16se="http://schemas.microsoft.com/office/word/2015/wordml/symex" xmlns:wpg="http://schemas.microsoft.com/office/word/2010/wordprocessingGroup" xmlns:wpi="http://schemas.microsoft.com/office/word/2010/wordprocessingInk" xmlns:wne="http://schemas.microsoft.com/office/word/2006/wordml" xmlns:wps="http://schemas.microsoft.com/office/word/2010/wordprocessingShape" mc:Ignorable="w14 w15 w16se w16cid w16 w16cex w16sdtdh w16sdtfl w16du wp14">
-  <w:p>
-    <w:pPr>
-      <w:pStyle w:val="Header"/>
-    </w:pPr>
+    <w:r>
+      <w:rPr>
+        <w:sz w:val="18"/>
+        <w:szCs w:val="18"/>
+      </w:rPr>
+      <w:t xml:space="preserve">WILL OF </w:t>
+    </w:r>
+    <w:r>
+      <w:rPr>
+        <w:caps/>
+        <w:sz w:val="18"/>
+        <w:szCs w:val="18"/>
+      </w:rPr>
+      <w:t xml:space="preserve">&lt;&lt; Matter.Client.Name &gt;&gt;</w:t>
+    </w:r>
+    <w:r>
+      <w:rPr>
+        <w:sz w:val="18"/>
+        <w:szCs w:val="18"/>
+      </w:rPr>
+      <w:tab/>
+    </w:r>
+    <w:r>
+      <w:rPr>
+        <w:sz w:val="18"/>
+        <w:szCs w:val="18"/>
+      </w:rPr>
+      <w:t xml:space="preserve">Page </w:t>
+    </w:r>
+    <w:r>
+      <w:rPr>
+        <w:b/>
+        <w:bCs/>
+        <w:sz w:val="18"/>
+        <w:szCs w:val="18"/>
+      </w:rPr>
+      <w:fldChar w:fldCharType="begin"/>
+    </w:r>
+    <w:r>
+      <w:rPr>
+        <w:b/>
+        <w:bCs/>
+        <w:sz w:val="18"/>
+        <w:szCs w:val="18"/>
+      </w:rPr>
+      <w:instrText xml:space="preserve"> PAGE </w:instrText>
+    </w:r>
+    <w:r>
+      <w:rPr>
+        <w:b/>
+        <w:bCs/>
+        <w:sz w:val="18"/>
+        <w:szCs w:val="18"/>
+      </w:rPr>
+      <w:fldChar w:fldCharType="separate"/>
+    </w:r>
+    <w:r>
+      <w:rPr>
+        <w:b/>
+        <w:bCs/>
+        <w:sz w:val="18"/>
+        <w:szCs w:val="18"/>
+      </w:rPr>
+      <w:t>1</w:t>
+    </w:r>
+    <w:r>
+      <w:rPr>
+        <w:b/>
+        <w:bCs/>
+        <w:sz w:val="18"/>
+        <w:szCs w:val="18"/>
+      </w:rPr>
+      <w:fldChar w:fldCharType="end"/>
+    </w:r>
+    <w:r>
+      <w:rPr>
+        <w:sz w:val="18"/>
+        <w:szCs w:val="18"/>
+      </w:rPr>
+      <w:t xml:space="preserve"> of </w:t>
+    </w:r>
+    <w:r>
+      <w:rPr>
+        <w:b/>
+        <w:bCs/>
+        <w:sz w:val="18"/>
+        <w:szCs w:val="18"/>
+      </w:rPr>
+      <w:fldChar w:fldCharType="begin"/>
+    </w:r>
+    <w:r>
+      <w:rPr>
+        <w:b/>
+        <w:bCs/>
+        <w:sz w:val="18"/>
+        <w:szCs w:val="18"/>
+      </w:rPr>
+      <w:instrText xml:space="preserve"> SECTIONPAGES </w:instrText>
+    </w:r>
+    <w:r>
+      <w:rPr>
+        <w:b/>
+        <w:bCs/>
+        <w:sz w:val="18"/>
+        <w:szCs w:val="18"/>
+      </w:rPr>
+      <w:fldChar w:fldCharType="separate"/>
+    </w:r>
+    <w:r>
+      <w:rPr>
+        <w:b/>
+        <w:bCs/>
+        <w:sz w:val="18"/>
+        <w:szCs w:val="18"/>
+      </w:rPr>
+      <w:t>1</w:t>
+    </w:r>
+    <w:r>
+      <w:rPr>
+        <w:b/>
+        <w:bCs/>
+        <w:sz w:val="18"/>
+        <w:szCs w:val="18"/>
+      </w:rPr>
+      <w:fldChar w:fldCharType="end"/>
+    </w:r>
   </w:p>
 </w:hdr>
 </file>
